--- a/lessons/5-4/downloads/reveal/teacher/5.4-homework-packet.docx
+++ b/lessons/5-4/downloads/reveal/teacher/5.4-homework-packet.docx
@@ -15,10 +15,28 @@
         <w:rPr>
           <w:rFonts w:ascii="Avenir Next" w:hAnsi="Avenir Next" w:cs="Avenir Next" w:eastAsia="Avenir Next"/>
           <w:color w:val="1A1A1A"/>
+          <w:sz w:val="22"/>
+          <w:szCs w:val="20"/>
+        </w:rPr>
+        <w:t xml:space="preserve">Name</w:t>
+      </w:r>
+      <w:r>
+        <w:rPr>
+          <w:rFonts w:ascii="Avenir Next" w:hAnsi="Avenir Next" w:cs="Avenir Next" w:eastAsia="Avenir Next"/>
+          <w:color w:val="1A1A1A"/>
           <w:sz w:val="20"/>
           <w:szCs w:val="20"/>
         </w:rPr>
-        <w:t xml:space="preserve">Name</w:t>
+        <w:tab/>
+      </w:r>
+      <w:r>
+        <w:rPr>
+          <w:rFonts w:ascii="Avenir Next" w:hAnsi="Avenir Next" w:cs="Avenir Next" w:eastAsia="Avenir Next"/>
+          <w:color w:val="1A1A1A"/>
+          <w:sz w:val="22"/>
+          <w:szCs w:val="20"/>
+        </w:rPr>
+        <w:t xml:space="preserve">   Date</w:t>
       </w:r>
       <w:r>
         <w:rPr>
@@ -33,25 +51,7 @@
         <w:rPr>
           <w:rFonts w:ascii="Avenir Next" w:hAnsi="Avenir Next" w:cs="Avenir Next" w:eastAsia="Avenir Next"/>
           <w:color w:val="1A1A1A"/>
-          <w:sz w:val="20"/>
-          <w:szCs w:val="20"/>
-        </w:rPr>
-        <w:t xml:space="preserve">   Date</w:t>
-      </w:r>
-      <w:r>
-        <w:rPr>
-          <w:rFonts w:ascii="Avenir Next" w:hAnsi="Avenir Next" w:cs="Avenir Next" w:eastAsia="Avenir Next"/>
-          <w:color w:val="1A1A1A"/>
-          <w:sz w:val="20"/>
-          <w:szCs w:val="20"/>
-        </w:rPr>
-        <w:tab/>
-      </w:r>
-      <w:r>
-        <w:rPr>
-          <w:rFonts w:ascii="Avenir Next" w:hAnsi="Avenir Next" w:cs="Avenir Next" w:eastAsia="Avenir Next"/>
-          <w:color w:val="1A1A1A"/>
-          <w:sz w:val="20"/>
+          <w:sz w:val="22"/>
           <w:szCs w:val="20"/>
         </w:rPr>
         <w:t xml:space="preserve">   Period</w:t>
@@ -78,7 +78,7 @@
           <w:caps/>
           <w:color w:val="003A70"/>
           <w:spacing w:val="12"/>
-          <w:sz w:val="19"/>
+          <w:sz w:val="22"/>
           <w:szCs w:val="19"/>
         </w:rPr>
         <w:t xml:space="preserve">Lesson 5-4  ·  Homework Packet  ·  Sheet 1 of 2</w:t>
@@ -86,6 +86,7 @@
     </w:p>
     <w:p>
       <w:pPr>
+        <w:pStyle w:val="Heading1"/>
         <w:keepNext/>
         <w:spacing w:before="0" w:after="0" w:line="240" w:lineRule="auto"/>
       </w:pPr>
@@ -111,7 +112,7 @@
         <w:rPr>
           <w:rFonts w:ascii="Avenir Next" w:hAnsi="Avenir Next" w:cs="Avenir Next" w:eastAsia="Avenir Next"/>
           <w:color w:val="5A5F66"/>
-          <w:sz w:val="17"/>
+          <w:sz w:val="22"/>
           <w:szCs w:val="17"/>
         </w:rPr>
         <w:t xml:space="preserve">Maryland Standard 6.G.A.1   ·   Learning target — I can find the area of a regular polygon by finding the area of one triangle and multiplying.</w:t>
@@ -158,6 +159,7 @@
           </w:tcPr>
           <w:p>
             <w:pPr>
+              <w:pStyle w:val="Heading2"/>
               <w:spacing w:before="0" w:after="0" w:line="240" w:lineRule="auto"/>
             </w:pPr>
             <w:r>
@@ -185,35 +187,35 @@
                 <w:rFonts w:ascii="Avenir Next" w:hAnsi="Avenir Next" w:cs="Avenir Next" w:eastAsia="Avenir Next"/>
                 <w:b/>
                 <w:color w:val="003A70"/>
+                <w:sz w:val="22"/>
+                <w:szCs w:val="18"/>
+              </w:rPr>
+              <w:t xml:space="preserve">•</w:t>
+            </w:r>
+            <w:r>
+              <w:rPr>
+                <w:rFonts w:ascii="Avenir Next" w:hAnsi="Avenir Next" w:cs="Avenir Next" w:eastAsia="Avenir Next"/>
+                <w:color w:val="1A1A1A"/>
                 <w:sz w:val="18"/>
                 <w:szCs w:val="18"/>
               </w:rPr>
-              <w:t xml:space="preserve">•</w:t>
-            </w:r>
-            <w:r>
-              <w:rPr>
-                <w:rFonts w:ascii="Avenir Next" w:hAnsi="Avenir Next" w:cs="Avenir Next" w:eastAsia="Avenir Next"/>
-                <w:color w:val="1A1A1A"/>
-                <w:sz w:val="18"/>
+              <w:tab/>
+            </w:r>
+            <w:r>
+              <w:rPr>
+                <w:rFonts w:ascii="Avenir Next" w:hAnsi="Avenir Next" w:cs="Avenir Next" w:eastAsia="Avenir Next"/>
+                <w:b/>
+                <w:color w:val="1A1A1A"/>
+                <w:sz w:val="22"/>
                 <w:szCs w:val="18"/>
               </w:rPr>
-              <w:tab/>
-            </w:r>
-            <w:r>
-              <w:rPr>
-                <w:rFonts w:ascii="Avenir Next" w:hAnsi="Avenir Next" w:cs="Avenir Next" w:eastAsia="Avenir Next"/>
-                <w:b/>
-                <w:color w:val="1A1A1A"/>
-                <w:sz w:val="18"/>
-                <w:szCs w:val="18"/>
-              </w:rPr>
               <w:t xml:space="preserve">Regular polygon</w:t>
             </w:r>
             <w:r>
               <w:rPr>
                 <w:rFonts w:ascii="Avenir Next" w:hAnsi="Avenir Next" w:cs="Avenir Next" w:eastAsia="Avenir Next"/>
                 <w:color w:val="1A1A1A"/>
-                <w:sz w:val="18"/>
+                <w:sz w:val="22"/>
                 <w:szCs w:val="18"/>
               </w:rPr>
               <w:t xml:space="preserve">: equal sides, equal angles.</w:t>
@@ -232,10 +234,38 @@
                 <w:rFonts w:ascii="Avenir Next" w:hAnsi="Avenir Next" w:cs="Avenir Next" w:eastAsia="Avenir Next"/>
                 <w:b/>
                 <w:color w:val="003A70"/>
+                <w:sz w:val="22"/>
+                <w:szCs w:val="18"/>
+              </w:rPr>
+              <w:t xml:space="preserve">•</w:t>
+            </w:r>
+            <w:r>
+              <w:rPr>
+                <w:rFonts w:ascii="Avenir Next" w:hAnsi="Avenir Next" w:cs="Avenir Next" w:eastAsia="Avenir Next"/>
+                <w:color w:val="1A1A1A"/>
                 <w:sz w:val="18"/>
                 <w:szCs w:val="18"/>
               </w:rPr>
-              <w:t xml:space="preserve">•</w:t>
+              <w:tab/>
+            </w:r>
+            <w:r>
+              <w:rPr>
+                <w:rFonts w:ascii="Avenir Next" w:hAnsi="Avenir Next" w:cs="Avenir Next" w:eastAsia="Avenir Next"/>
+                <w:color w:val="1A1A1A"/>
+                <w:sz w:val="22"/>
+                <w:szCs w:val="18"/>
+              </w:rPr>
+              <w:t xml:space="preserve">Lines from the center to each vertex make </w:t>
+            </w:r>
+            <w:r>
+              <w:rPr>
+                <w:rFonts w:ascii="Avenir Next" w:hAnsi="Avenir Next" w:cs="Avenir Next" w:eastAsia="Avenir Next"/>
+                <w:i/>
+                <w:color w:val="1A1A1A"/>
+                <w:sz w:val="22"/>
+                <w:szCs w:val="18"/>
+              </w:rPr>
+              <w:t xml:space="preserve">n</w:t>
             </w:r>
             <w:r>
               <w:rPr>
@@ -244,70 +274,42 @@
                 <w:sz w:val="18"/>
                 <w:szCs w:val="18"/>
               </w:rPr>
-              <w:tab/>
-            </w:r>
-            <w:r>
-              <w:rPr>
-                <w:rFonts w:ascii="Avenir Next" w:hAnsi="Avenir Next" w:cs="Avenir Next" w:eastAsia="Avenir Next"/>
-                <w:color w:val="1A1A1A"/>
-                <w:sz w:val="18"/>
+              <w:t xml:space="preserve"> </w:t>
+            </w:r>
+            <w:r>
+              <w:rPr>
+                <w:rFonts w:ascii="Avenir Next" w:hAnsi="Avenir Next" w:cs="Avenir Next" w:eastAsia="Avenir Next"/>
+                <w:b/>
+                <w:color w:val="1A1A1A"/>
+                <w:sz w:val="22"/>
                 <w:szCs w:val="18"/>
               </w:rPr>
-              <w:t xml:space="preserve">Lines from the center to each vertex make </w:t>
-            </w:r>
-            <w:r>
-              <w:rPr>
-                <w:rFonts w:ascii="Avenir Next" w:hAnsi="Avenir Next" w:cs="Avenir Next" w:eastAsia="Avenir Next"/>
-                <w:i/>
-                <w:color w:val="1A1A1A"/>
-                <w:sz w:val="18"/>
+              <w:t xml:space="preserve">congruent triangles</w:t>
+            </w:r>
+            <w:r>
+              <w:rPr>
+                <w:rFonts w:ascii="Avenir Next" w:hAnsi="Avenir Next" w:cs="Avenir Next" w:eastAsia="Avenir Next"/>
+                <w:color w:val="1A1A1A"/>
+                <w:sz w:val="22"/>
                 <w:szCs w:val="18"/>
               </w:rPr>
-              <w:t xml:space="preserve">n</w:t>
-            </w:r>
-            <w:r>
-              <w:rPr>
-                <w:rFonts w:ascii="Avenir Next" w:hAnsi="Avenir Next" w:cs="Avenir Next" w:eastAsia="Avenir Next"/>
-                <w:color w:val="1A1A1A"/>
-                <w:sz w:val="18"/>
+              <w:t xml:space="preserve">. Each one’s height is the </w:t>
+            </w:r>
+            <w:r>
+              <w:rPr>
+                <w:rFonts w:ascii="Avenir Next" w:hAnsi="Avenir Next" w:cs="Avenir Next" w:eastAsia="Avenir Next"/>
+                <w:b/>
+                <w:color w:val="1A1A1A"/>
+                <w:sz w:val="22"/>
                 <w:szCs w:val="18"/>
               </w:rPr>
-              <w:t xml:space="preserve"> </w:t>
-            </w:r>
-            <w:r>
-              <w:rPr>
-                <w:rFonts w:ascii="Avenir Next" w:hAnsi="Avenir Next" w:cs="Avenir Next" w:eastAsia="Avenir Next"/>
-                <w:b/>
-                <w:color w:val="1A1A1A"/>
-                <w:sz w:val="18"/>
-                <w:szCs w:val="18"/>
-              </w:rPr>
-              <w:t xml:space="preserve">congruent triangles</w:t>
-            </w:r>
-            <w:r>
-              <w:rPr>
-                <w:rFonts w:ascii="Avenir Next" w:hAnsi="Avenir Next" w:cs="Avenir Next" w:eastAsia="Avenir Next"/>
-                <w:color w:val="1A1A1A"/>
-                <w:sz w:val="18"/>
-                <w:szCs w:val="18"/>
-              </w:rPr>
-              <w:t xml:space="preserve">. Each one’s height is the </w:t>
-            </w:r>
-            <w:r>
-              <w:rPr>
-                <w:rFonts w:ascii="Avenir Next" w:hAnsi="Avenir Next" w:cs="Avenir Next" w:eastAsia="Avenir Next"/>
-                <w:b/>
-                <w:color w:val="1A1A1A"/>
-                <w:sz w:val="18"/>
-                <w:szCs w:val="18"/>
-              </w:rPr>
               <w:t xml:space="preserve">apothem</w:t>
             </w:r>
             <w:r>
               <w:rPr>
                 <w:rFonts w:ascii="Avenir Next" w:hAnsi="Avenir Next" w:cs="Avenir Next" w:eastAsia="Avenir Next"/>
                 <w:color w:val="1A1A1A"/>
-                <w:sz w:val="18"/>
+                <w:sz w:val="22"/>
                 <w:szCs w:val="18"/>
               </w:rPr>
               <w:t xml:space="preserve">.</w:t>
@@ -326,35 +328,35 @@
                 <w:rFonts w:ascii="Avenir Next" w:hAnsi="Avenir Next" w:cs="Avenir Next" w:eastAsia="Avenir Next"/>
                 <w:b/>
                 <w:color w:val="003A70"/>
+                <w:sz w:val="22"/>
+                <w:szCs w:val="18"/>
+              </w:rPr>
+              <w:t xml:space="preserve">•</w:t>
+            </w:r>
+            <w:r>
+              <w:rPr>
+                <w:rFonts w:ascii="Avenir Next" w:hAnsi="Avenir Next" w:cs="Avenir Next" w:eastAsia="Avenir Next"/>
+                <w:color w:val="1A1A1A"/>
                 <w:sz w:val="18"/>
                 <w:szCs w:val="18"/>
               </w:rPr>
-              <w:t xml:space="preserve">•</w:t>
-            </w:r>
-            <w:r>
-              <w:rPr>
-                <w:rFonts w:ascii="Avenir Next" w:hAnsi="Avenir Next" w:cs="Avenir Next" w:eastAsia="Avenir Next"/>
-                <w:color w:val="1A1A1A"/>
-                <w:sz w:val="18"/>
+              <w:tab/>
+            </w:r>
+            <w:r>
+              <w:rPr>
+                <w:rFonts w:ascii="Avenir Next" w:hAnsi="Avenir Next" w:cs="Avenir Next" w:eastAsia="Avenir Next"/>
+                <w:b/>
+                <w:color w:val="1A1A1A"/>
+                <w:sz w:val="22"/>
                 <w:szCs w:val="18"/>
               </w:rPr>
-              <w:tab/>
-            </w:r>
-            <w:r>
-              <w:rPr>
-                <w:rFonts w:ascii="Avenir Next" w:hAnsi="Avenir Next" w:cs="Avenir Next" w:eastAsia="Avenir Next"/>
-                <w:b/>
-                <w:color w:val="1A1A1A"/>
-                <w:sz w:val="18"/>
-                <w:szCs w:val="18"/>
-              </w:rPr>
               <w:t xml:space="preserve">A = n × (½ × side × apothem)</w:t>
             </w:r>
             <w:r>
               <w:rPr>
                 <w:rFonts w:ascii="Avenir Next" w:hAnsi="Avenir Next" w:cs="Avenir Next" w:eastAsia="Avenir Next"/>
                 <w:color w:val="1A1A1A"/>
-                <w:sz w:val="18"/>
+                <w:sz w:val="22"/>
                 <w:szCs w:val="18"/>
               </w:rPr>
               <w:t xml:space="preserve">. Use ≈ if rounded.</w:t>
@@ -369,6 +371,7 @@
           </w:tcPr>
           <w:p>
             <w:pPr>
+              <w:pStyle w:val="Heading2"/>
               <w:spacing w:before="0" w:after="0" w:line="240" w:lineRule="auto"/>
             </w:pPr>
             <w:r>
@@ -391,7 +394,7 @@
               <w:rPr>
                 <w:rFonts w:ascii="Avenir Next" w:hAnsi="Avenir Next" w:cs="Avenir Next" w:eastAsia="Avenir Next"/>
                 <w:color w:val="1A1A1A"/>
-                <w:sz w:val="17"/>
+                <w:sz w:val="22"/>
                 <w:szCs w:val="17"/>
               </w:rPr>
               <w:t xml:space="preserve">Regular hexagon: side 8 cm, apothem ≈ 6.9 cm.</w:t>
@@ -410,25 +413,25 @@
                 <w:rFonts w:ascii="Avenir Next" w:hAnsi="Avenir Next" w:cs="Avenir Next" w:eastAsia="Avenir Next"/>
                 <w:b/>
                 <w:color w:val="003A70"/>
+                <w:sz w:val="22"/>
+                <w:szCs w:val="17"/>
+              </w:rPr>
+              <w:t xml:space="preserve">Step 1</w:t>
+            </w:r>
+            <w:r>
+              <w:rPr>
+                <w:rFonts w:ascii="Avenir Next" w:hAnsi="Avenir Next" w:cs="Avenir Next" w:eastAsia="Avenir Next"/>
+                <w:color w:val="1A1A1A"/>
                 <w:sz w:val="17"/>
                 <w:szCs w:val="17"/>
               </w:rPr>
-              <w:t xml:space="preserve">Step 1</w:t>
-            </w:r>
-            <w:r>
-              <w:rPr>
-                <w:rFonts w:ascii="Avenir Next" w:hAnsi="Avenir Next" w:cs="Avenir Next" w:eastAsia="Avenir Next"/>
-                <w:color w:val="1A1A1A"/>
-                <w:sz w:val="17"/>
-                <w:szCs w:val="17"/>
-              </w:rPr>
               <w:tab/>
             </w:r>
             <w:r>
               <w:rPr>
                 <w:rFonts w:ascii="Avenir Next" w:hAnsi="Avenir Next" w:cs="Avenir Next" w:eastAsia="Avenir Next"/>
                 <w:color w:val="1A1A1A"/>
-                <w:sz w:val="17"/>
+                <w:sz w:val="22"/>
                 <w:szCs w:val="17"/>
               </w:rPr>
               <w:t xml:space="preserve">A hexagon makes 6 congruent triangles.</w:t>
@@ -447,25 +450,25 @@
                 <w:rFonts w:ascii="Avenir Next" w:hAnsi="Avenir Next" w:cs="Avenir Next" w:eastAsia="Avenir Next"/>
                 <w:b/>
                 <w:color w:val="003A70"/>
+                <w:sz w:val="22"/>
+                <w:szCs w:val="17"/>
+              </w:rPr>
+              <w:t xml:space="preserve">Step 2</w:t>
+            </w:r>
+            <w:r>
+              <w:rPr>
+                <w:rFonts w:ascii="Avenir Next" w:hAnsi="Avenir Next" w:cs="Avenir Next" w:eastAsia="Avenir Next"/>
+                <w:color w:val="1A1A1A"/>
                 <w:sz w:val="17"/>
                 <w:szCs w:val="17"/>
               </w:rPr>
-              <w:t xml:space="preserve">Step 2</w:t>
-            </w:r>
-            <w:r>
-              <w:rPr>
-                <w:rFonts w:ascii="Avenir Next" w:hAnsi="Avenir Next" w:cs="Avenir Next" w:eastAsia="Avenir Next"/>
-                <w:color w:val="1A1A1A"/>
-                <w:sz w:val="17"/>
-                <w:szCs w:val="17"/>
-              </w:rPr>
               <w:tab/>
             </w:r>
             <w:r>
               <w:rPr>
                 <w:rFonts w:ascii="Avenir Next" w:hAnsi="Avenir Next" w:cs="Avenir Next" w:eastAsia="Avenir Next"/>
                 <w:color w:val="1A1A1A"/>
-                <w:sz w:val="17"/>
+                <w:sz w:val="22"/>
                 <w:szCs w:val="17"/>
               </w:rPr>
               <w:t xml:space="preserve">One triangle: ½ × 8 × 6.9 = 27.6</w:t>
@@ -484,25 +487,25 @@
                 <w:rFonts w:ascii="Avenir Next" w:hAnsi="Avenir Next" w:cs="Avenir Next" w:eastAsia="Avenir Next"/>
                 <w:b/>
                 <w:color w:val="003A70"/>
+                <w:sz w:val="22"/>
+                <w:szCs w:val="17"/>
+              </w:rPr>
+              <w:t xml:space="preserve">Step 3</w:t>
+            </w:r>
+            <w:r>
+              <w:rPr>
+                <w:rFonts w:ascii="Avenir Next" w:hAnsi="Avenir Next" w:cs="Avenir Next" w:eastAsia="Avenir Next"/>
+                <w:color w:val="1A1A1A"/>
                 <w:sz w:val="17"/>
                 <w:szCs w:val="17"/>
               </w:rPr>
-              <w:t xml:space="preserve">Step 3</w:t>
-            </w:r>
-            <w:r>
-              <w:rPr>
-                <w:rFonts w:ascii="Avenir Next" w:hAnsi="Avenir Next" w:cs="Avenir Next" w:eastAsia="Avenir Next"/>
-                <w:color w:val="1A1A1A"/>
-                <w:sz w:val="17"/>
-                <w:szCs w:val="17"/>
-              </w:rPr>
               <w:tab/>
             </w:r>
             <w:r>
               <w:rPr>
                 <w:rFonts w:ascii="Avenir Next" w:hAnsi="Avenir Next" w:cs="Avenir Next" w:eastAsia="Avenir Next"/>
                 <w:color w:val="1A1A1A"/>
-                <w:sz w:val="17"/>
+                <w:sz w:val="22"/>
                 <w:szCs w:val="17"/>
               </w:rPr>
               <w:t xml:space="preserve">Six triangles: 6 × 27.6 = 165.6</w:t>
@@ -521,18 +524,18 @@
                 <w:rFonts w:ascii="Avenir Next" w:hAnsi="Avenir Next" w:cs="Avenir Next" w:eastAsia="Avenir Next"/>
                 <w:b/>
                 <w:color w:val="1A1A1A"/>
+                <w:sz w:val="22"/>
+                <w:szCs w:val="17"/>
+              </w:rPr>
+              <w:t xml:space="preserve">Answer</w:t>
+            </w:r>
+            <w:r>
+              <w:rPr>
+                <w:rFonts w:ascii="Avenir Next" w:hAnsi="Avenir Next" w:cs="Avenir Next" w:eastAsia="Avenir Next"/>
+                <w:color w:val="1A1A1A"/>
                 <w:sz w:val="17"/>
                 <w:szCs w:val="17"/>
               </w:rPr>
-              <w:t xml:space="preserve">Answer</w:t>
-            </w:r>
-            <w:r>
-              <w:rPr>
-                <w:rFonts w:ascii="Avenir Next" w:hAnsi="Avenir Next" w:cs="Avenir Next" w:eastAsia="Avenir Next"/>
-                <w:color w:val="1A1A1A"/>
-                <w:sz w:val="17"/>
-                <w:szCs w:val="17"/>
-              </w:rPr>
               <w:tab/>
             </w:r>
             <w:r>
@@ -540,7 +543,7 @@
                 <w:rFonts w:ascii="Avenir Next" w:hAnsi="Avenir Next" w:cs="Avenir Next" w:eastAsia="Avenir Next"/>
                 <w:b/>
                 <w:color w:val="1A1A1A"/>
-                <w:sz w:val="17"/>
+                <w:sz w:val="22"/>
                 <w:szCs w:val="17"/>
               </w:rPr>
               <w:t xml:space="preserve">≈ 165.6 cm²</w:t>
@@ -551,6 +554,7 @@
     </w:tbl>
     <w:p>
       <w:pPr>
+        <w:pStyle w:val="Heading2"/>
         <w:keepNext/>
         <w:pBdr>
           <w:bottom w:val="single" w:sz="8" w:space="3" w:color="003A70"/>
@@ -566,7 +570,7 @@
           <w:b/>
           <w:color w:val="003A70"/>
           <w:spacing w:val="14"/>
-          <w:sz w:val="19"/>
+          <w:sz w:val="22"/>
           <w:szCs w:val="19"/>
         </w:rPr>
         <w:t xml:space="preserve">PRACTICE</w:t>
@@ -585,7 +589,7 @@
           <w:rFonts w:ascii="Avenir Next" w:hAnsi="Avenir Next" w:cs="Avenir Next" w:eastAsia="Avenir Next"/>
           <w:i/>
           <w:color w:val="5A5F66"/>
-          <w:sz w:val="17"/>
+          <w:sz w:val="22"/>
           <w:szCs w:val="17"/>
         </w:rPr>
         <w:t xml:space="preserve">show your work · label units</w:t>
@@ -644,25 +648,25 @@
                 <w:rFonts w:ascii="Avenir Next" w:hAnsi="Avenir Next" w:cs="Avenir Next" w:eastAsia="Avenir Next"/>
                 <w:b/>
                 <w:color w:val="1A1A1A"/>
+                <w:sz w:val="22"/>
+                <w:szCs w:val="20"/>
+              </w:rPr>
+              <w:t xml:space="preserve">1.</w:t>
+            </w:r>
+            <w:r>
+              <w:rPr>
+                <w:rFonts w:ascii="Avenir Next" w:hAnsi="Avenir Next" w:cs="Avenir Next" w:eastAsia="Avenir Next"/>
+                <w:color w:val="1A1A1A"/>
                 <w:sz w:val="20"/>
                 <w:szCs w:val="20"/>
               </w:rPr>
-              <w:t xml:space="preserve">1.</w:t>
-            </w:r>
-            <w:r>
-              <w:rPr>
-                <w:rFonts w:ascii="Avenir Next" w:hAnsi="Avenir Next" w:cs="Avenir Next" w:eastAsia="Avenir Next"/>
-                <w:color w:val="1A1A1A"/>
-                <w:sz w:val="20"/>
-                <w:szCs w:val="20"/>
-              </w:rPr>
               <w:tab/>
             </w:r>
             <w:r>
               <w:rPr>
                 <w:rFonts w:ascii="Avenir Next" w:hAnsi="Avenir Next" w:cs="Avenir Next" w:eastAsia="Avenir Next"/>
                 <w:color w:val="1A1A1A"/>
-                <w:sz w:val="20"/>
+                <w:sz w:val="22"/>
                 <w:szCs w:val="20"/>
               </w:rPr>
               <w:t xml:space="preserve">Find the area of the regular octagon. The apothem is rounded.</w:t>
@@ -739,25 +743,25 @@
                 <w:rFonts w:ascii="Avenir Next" w:hAnsi="Avenir Next" w:cs="Avenir Next" w:eastAsia="Avenir Next"/>
                 <w:b/>
                 <w:color w:val="1A1A1A"/>
+                <w:sz w:val="22"/>
+                <w:szCs w:val="18"/>
+              </w:rPr>
+              <w:t xml:space="preserve">Answer</w:t>
+            </w:r>
+            <w:r>
+              <w:rPr>
+                <w:rFonts w:ascii="Avenir Next" w:hAnsi="Avenir Next" w:cs="Avenir Next" w:eastAsia="Avenir Next"/>
+                <w:color w:val="1A1A1A"/>
                 <w:sz w:val="18"/>
                 <w:szCs w:val="18"/>
               </w:rPr>
-              <w:t xml:space="preserve">Answer</w:t>
-            </w:r>
-            <w:r>
-              <w:rPr>
-                <w:rFonts w:ascii="Avenir Next" w:hAnsi="Avenir Next" w:cs="Avenir Next" w:eastAsia="Avenir Next"/>
-                <w:color w:val="1A1A1A"/>
-                <w:sz w:val="18"/>
-                <w:szCs w:val="18"/>
-              </w:rPr>
               <w:tab/>
             </w:r>
             <w:r>
               <w:rPr>
                 <w:rFonts w:ascii="Avenir Next" w:hAnsi="Avenir Next" w:cs="Avenir Next" w:eastAsia="Avenir Next"/>
                 <w:color w:val="1A1A1A"/>
-                <w:sz w:val="18"/>
+                <w:sz w:val="22"/>
                 <w:szCs w:val="18"/>
               </w:rPr>
               <w:t xml:space="preserve">  m²</w:t>
@@ -781,7 +785,7 @@
               <w:drawing>
                 <wp:inline distT="0" distB="0" distL="0" distR="0">
                   <wp:extent cx="1463040" cy="1389888"/>
-                  <wp:docPr id="1" name="Figure 1"/>
+                  <wp:docPr id="1" name="Figure 1" descr="Regular. Dims: side: 10 m; apothem: 12.1 m."/>
                   <a:graphic xmlns:a="http://schemas.openxmlformats.org/drawingml/2006/main">
                     <a:graphicData uri="http://schemas.openxmlformats.org/drawingml/2006/picture">
                       <pic:pic xmlns:pic="http://schemas.openxmlformats.org/drawingml/2006/picture">
@@ -833,25 +837,25 @@
           <w:rFonts w:ascii="Avenir Next" w:hAnsi="Avenir Next" w:cs="Avenir Next" w:eastAsia="Avenir Next"/>
           <w:b/>
           <w:color w:val="1A1A1A"/>
+          <w:sz w:val="22"/>
+          <w:szCs w:val="20"/>
+        </w:rPr>
+        <w:t xml:space="preserve">2.</w:t>
+      </w:r>
+      <w:r>
+        <w:rPr>
+          <w:rFonts w:ascii="Avenir Next" w:hAnsi="Avenir Next" w:cs="Avenir Next" w:eastAsia="Avenir Next"/>
+          <w:color w:val="1A1A1A"/>
           <w:sz w:val="20"/>
           <w:szCs w:val="20"/>
         </w:rPr>
-        <w:t xml:space="preserve">2.</w:t>
-      </w:r>
-      <w:r>
-        <w:rPr>
-          <w:rFonts w:ascii="Avenir Next" w:hAnsi="Avenir Next" w:cs="Avenir Next" w:eastAsia="Avenir Next"/>
-          <w:color w:val="1A1A1A"/>
-          <w:sz w:val="20"/>
-          <w:szCs w:val="20"/>
-        </w:rPr>
         <w:tab/>
       </w:r>
       <w:r>
         <w:rPr>
           <w:rFonts w:ascii="Avenir Next" w:hAnsi="Avenir Next" w:cs="Avenir Next" w:eastAsia="Avenir Next"/>
           <w:color w:val="1A1A1A"/>
-          <w:sz w:val="20"/>
+          <w:sz w:val="22"/>
           <w:szCs w:val="20"/>
         </w:rPr>
         <w:t xml:space="preserve">Complete the table. Each apothem is rounded, so mark each area with ≈.</w:t>
@@ -907,7 +911,7 @@
                 <w:rFonts w:ascii="Avenir Next" w:hAnsi="Avenir Next" w:cs="Avenir Next" w:eastAsia="Avenir Next"/>
                 <w:b/>
                 <w:color w:val="1A1A1A"/>
-                <w:sz w:val="19"/>
+                <w:sz w:val="22"/>
                 <w:szCs w:val="19"/>
               </w:rPr>
               <w:t xml:space="preserve">Regular polygon</w:t>
@@ -930,7 +934,7 @@
                 <w:rFonts w:ascii="Avenir Next" w:hAnsi="Avenir Next" w:cs="Avenir Next" w:eastAsia="Avenir Next"/>
                 <w:b/>
                 <w:color w:val="1A1A1A"/>
-                <w:sz w:val="19"/>
+                <w:sz w:val="22"/>
                 <w:szCs w:val="19"/>
               </w:rPr>
               <w:t xml:space="preserve">Side</w:t>
@@ -953,7 +957,7 @@
                 <w:rFonts w:ascii="Avenir Next" w:hAnsi="Avenir Next" w:cs="Avenir Next" w:eastAsia="Avenir Next"/>
                 <w:b/>
                 <w:color w:val="1A1A1A"/>
-                <w:sz w:val="19"/>
+                <w:sz w:val="22"/>
                 <w:szCs w:val="19"/>
               </w:rPr>
               <w:t xml:space="preserve">Apothem</w:t>
@@ -976,7 +980,7 @@
                 <w:rFonts w:ascii="Avenir Next" w:hAnsi="Avenir Next" w:cs="Avenir Next" w:eastAsia="Avenir Next"/>
                 <w:b/>
                 <w:color w:val="1A1A1A"/>
-                <w:sz w:val="19"/>
+                <w:sz w:val="22"/>
                 <w:szCs w:val="19"/>
               </w:rPr>
               <w:t xml:space="preserve">Perimeter</w:t>
@@ -999,7 +1003,7 @@
                 <w:rFonts w:ascii="Avenir Next" w:hAnsi="Avenir Next" w:cs="Avenir Next" w:eastAsia="Avenir Next"/>
                 <w:b/>
                 <w:color w:val="1A1A1A"/>
-                <w:sz w:val="19"/>
+                <w:sz w:val="22"/>
                 <w:szCs w:val="19"/>
               </w:rPr>
               <w:t xml:space="preserve">Area</w:t>
@@ -1028,7 +1032,7 @@
                 <w:rFonts w:ascii="Avenir Next" w:hAnsi="Avenir Next" w:cs="Avenir Next" w:eastAsia="Avenir Next"/>
                 <w:b/>
                 <w:color w:val="1A1A1A"/>
-                <w:sz w:val="19"/>
+                <w:sz w:val="22"/>
                 <w:szCs w:val="19"/>
               </w:rPr>
               <w:t xml:space="preserve">Hexagon</w:t>
@@ -1049,7 +1053,7 @@
               <w:rPr>
                 <w:rFonts w:ascii="Avenir Next" w:hAnsi="Avenir Next" w:cs="Avenir Next" w:eastAsia="Avenir Next"/>
                 <w:color w:val="1A1A1A"/>
-                <w:sz w:val="19"/>
+                <w:sz w:val="22"/>
                 <w:szCs w:val="19"/>
               </w:rPr>
               <w:t xml:space="preserve">4 cm</w:t>
@@ -1070,7 +1074,7 @@
               <w:rPr>
                 <w:rFonts w:ascii="Avenir Next" w:hAnsi="Avenir Next" w:cs="Avenir Next" w:eastAsia="Avenir Next"/>
                 <w:color w:val="1A1A1A"/>
-                <w:sz w:val="19"/>
+                <w:sz w:val="22"/>
                 <w:szCs w:val="19"/>
               </w:rPr>
               <w:t xml:space="preserve">3.5 cm</w:t>
@@ -1121,7 +1125,7 @@
                 <w:rFonts w:ascii="Avenir Next" w:hAnsi="Avenir Next" w:cs="Avenir Next" w:eastAsia="Avenir Next"/>
                 <w:b/>
                 <w:color w:val="1A1A1A"/>
-                <w:sz w:val="19"/>
+                <w:sz w:val="22"/>
                 <w:szCs w:val="19"/>
               </w:rPr>
               <w:t xml:space="preserve">Pentagon</w:t>
@@ -1142,7 +1146,7 @@
               <w:rPr>
                 <w:rFonts w:ascii="Avenir Next" w:hAnsi="Avenir Next" w:cs="Avenir Next" w:eastAsia="Avenir Next"/>
                 <w:color w:val="1A1A1A"/>
-                <w:sz w:val="19"/>
+                <w:sz w:val="22"/>
                 <w:szCs w:val="19"/>
               </w:rPr>
               <w:t xml:space="preserve">10 ft</w:t>
@@ -1163,7 +1167,7 @@
               <w:rPr>
                 <w:rFonts w:ascii="Avenir Next" w:hAnsi="Avenir Next" w:cs="Avenir Next" w:eastAsia="Avenir Next"/>
                 <w:color w:val="1A1A1A"/>
-                <w:sz w:val="19"/>
+                <w:sz w:val="22"/>
                 <w:szCs w:val="19"/>
               </w:rPr>
               <w:t xml:space="preserve">6.9 ft</w:t>
@@ -1213,25 +1217,25 @@
           <w:rFonts w:ascii="Avenir Next" w:hAnsi="Avenir Next" w:cs="Avenir Next" w:eastAsia="Avenir Next"/>
           <w:b/>
           <w:color w:val="1A1A1A"/>
+          <w:sz w:val="22"/>
+          <w:szCs w:val="20"/>
+        </w:rPr>
+        <w:t xml:space="preserve">3.</w:t>
+      </w:r>
+      <w:r>
+        <w:rPr>
+          <w:rFonts w:ascii="Avenir Next" w:hAnsi="Avenir Next" w:cs="Avenir Next" w:eastAsia="Avenir Next"/>
+          <w:color w:val="1A1A1A"/>
           <w:sz w:val="20"/>
           <w:szCs w:val="20"/>
         </w:rPr>
-        <w:t xml:space="preserve">3.</w:t>
-      </w:r>
-      <w:r>
-        <w:rPr>
-          <w:rFonts w:ascii="Avenir Next" w:hAnsi="Avenir Next" w:cs="Avenir Next" w:eastAsia="Avenir Next"/>
-          <w:color w:val="1A1A1A"/>
-          <w:sz w:val="20"/>
-          <w:szCs w:val="20"/>
-        </w:rPr>
         <w:tab/>
       </w:r>
       <w:r>
         <w:rPr>
           <w:rFonts w:ascii="Avenir Next" w:hAnsi="Avenir Next" w:cs="Avenir Next" w:eastAsia="Avenir Next"/>
           <w:color w:val="1A1A1A"/>
-          <w:sz w:val="20"/>
+          <w:sz w:val="22"/>
           <w:szCs w:val="20"/>
         </w:rPr>
         <w:t xml:space="preserve">Each regular polygon has perimeter </w:t>
@@ -1241,7 +1245,7 @@
           <w:rFonts w:ascii="Avenir Next" w:hAnsi="Avenir Next" w:cs="Avenir Next" w:eastAsia="Avenir Next"/>
           <w:i/>
           <w:color w:val="1A1A1A"/>
-          <w:sz w:val="20"/>
+          <w:sz w:val="22"/>
           <w:szCs w:val="20"/>
         </w:rPr>
         <w:t xml:space="preserve">P</w:t>
@@ -1250,7 +1254,7 @@
         <w:rPr>
           <w:rFonts w:ascii="Avenir Next" w:hAnsi="Avenir Next" w:cs="Avenir Next" w:eastAsia="Avenir Next"/>
           <w:color w:val="1A1A1A"/>
-          <w:sz w:val="20"/>
+          <w:sz w:val="22"/>
           <w:szCs w:val="20"/>
         </w:rPr>
         <w:t xml:space="preserve"> and rounded apothem </w:t>
@@ -1260,7 +1264,7 @@
           <w:rFonts w:ascii="Avenir Next" w:hAnsi="Avenir Next" w:cs="Avenir Next" w:eastAsia="Avenir Next"/>
           <w:i/>
           <w:color w:val="1A1A1A"/>
-          <w:sz w:val="20"/>
+          <w:sz w:val="22"/>
           <w:szCs w:val="20"/>
         </w:rPr>
         <w:t xml:space="preserve">a</w:t>
@@ -1269,7 +1273,7 @@
         <w:rPr>
           <w:rFonts w:ascii="Avenir Next" w:hAnsi="Avenir Next" w:cs="Avenir Next" w:eastAsia="Avenir Next"/>
           <w:color w:val="1A1A1A"/>
-          <w:sz w:val="20"/>
+          <w:sz w:val="22"/>
           <w:szCs w:val="20"/>
         </w:rPr>
         <w:t xml:space="preserve">. Find each area. Mark it with ≈.</w:t>
@@ -1324,25 +1328,25 @@
                 <w:rFonts w:ascii="Avenir Next" w:hAnsi="Avenir Next" w:cs="Avenir Next" w:eastAsia="Avenir Next"/>
                 <w:b/>
                 <w:color w:val="003A70"/>
+                <w:sz w:val="22"/>
+                <w:szCs w:val="20"/>
+              </w:rPr>
+              <w:t xml:space="preserve">a.</w:t>
+            </w:r>
+            <w:r>
+              <w:rPr>
+                <w:rFonts w:ascii="Avenir Next" w:hAnsi="Avenir Next" w:cs="Avenir Next" w:eastAsia="Avenir Next"/>
+                <w:color w:val="1A1A1A"/>
                 <w:sz w:val="20"/>
                 <w:szCs w:val="20"/>
               </w:rPr>
-              <w:t xml:space="preserve">a.</w:t>
-            </w:r>
-            <w:r>
-              <w:rPr>
-                <w:rFonts w:ascii="Avenir Next" w:hAnsi="Avenir Next" w:cs="Avenir Next" w:eastAsia="Avenir Next"/>
-                <w:color w:val="1A1A1A"/>
-                <w:sz w:val="20"/>
-                <w:szCs w:val="20"/>
-              </w:rPr>
               <w:tab/>
             </w:r>
             <w:r>
               <w:rPr>
                 <w:rFonts w:ascii="Avenir Next" w:hAnsi="Avenir Next" w:cs="Avenir Next" w:eastAsia="Avenir Next"/>
                 <w:color w:val="1A1A1A"/>
-                <w:sz w:val="20"/>
+                <w:sz w:val="22"/>
                 <w:szCs w:val="20"/>
               </w:rPr>
               <w:t xml:space="preserve">pentagon: P = 30 cm, a ≈ 4.1 cm</w:t>
@@ -1370,7 +1374,7 @@
               <w:rPr>
                 <w:rFonts w:ascii="Avenir Next" w:hAnsi="Avenir Next" w:cs="Avenir Next" w:eastAsia="Avenir Next"/>
                 <w:color w:val="1A1A1A"/>
-                <w:sz w:val="20"/>
+                <w:sz w:val="22"/>
                 <w:szCs w:val="20"/>
               </w:rPr>
               <w:t xml:space="preserve"> cm²</w:t>
@@ -1395,25 +1399,25 @@
                 <w:rFonts w:ascii="Avenir Next" w:hAnsi="Avenir Next" w:cs="Avenir Next" w:eastAsia="Avenir Next"/>
                 <w:b/>
                 <w:color w:val="003A70"/>
+                <w:sz w:val="22"/>
+                <w:szCs w:val="20"/>
+              </w:rPr>
+              <w:t xml:space="preserve">b.</w:t>
+            </w:r>
+            <w:r>
+              <w:rPr>
+                <w:rFonts w:ascii="Avenir Next" w:hAnsi="Avenir Next" w:cs="Avenir Next" w:eastAsia="Avenir Next"/>
+                <w:color w:val="1A1A1A"/>
                 <w:sz w:val="20"/>
                 <w:szCs w:val="20"/>
               </w:rPr>
-              <w:t xml:space="preserve">b.</w:t>
-            </w:r>
-            <w:r>
-              <w:rPr>
-                <w:rFonts w:ascii="Avenir Next" w:hAnsi="Avenir Next" w:cs="Avenir Next" w:eastAsia="Avenir Next"/>
-                <w:color w:val="1A1A1A"/>
-                <w:sz w:val="20"/>
-                <w:szCs w:val="20"/>
-              </w:rPr>
               <w:tab/>
             </w:r>
             <w:r>
               <w:rPr>
                 <w:rFonts w:ascii="Avenir Next" w:hAnsi="Avenir Next" w:cs="Avenir Next" w:eastAsia="Avenir Next"/>
                 <w:color w:val="1A1A1A"/>
-                <w:sz w:val="20"/>
+                <w:sz w:val="22"/>
                 <w:szCs w:val="20"/>
               </w:rPr>
               <w:t xml:space="preserve">hexagon: P = 60 ft, a ≈ 8.7 ft</w:t>
@@ -1441,7 +1445,7 @@
               <w:rPr>
                 <w:rFonts w:ascii="Avenir Next" w:hAnsi="Avenir Next" w:cs="Avenir Next" w:eastAsia="Avenir Next"/>
                 <w:color w:val="1A1A1A"/>
-                <w:sz w:val="20"/>
+                <w:sz w:val="22"/>
                 <w:szCs w:val="20"/>
               </w:rPr>
               <w:t xml:space="preserve"> ft²</w:t>
@@ -1469,18 +1473,18 @@
           <w:rFonts w:ascii="Avenir Next" w:hAnsi="Avenir Next" w:cs="Avenir Next" w:eastAsia="Avenir Next"/>
           <w:b/>
           <w:color w:val="1A1A1A"/>
+          <w:sz w:val="22"/>
+          <w:szCs w:val="20"/>
+        </w:rPr>
+        <w:t xml:space="preserve">4.</w:t>
+      </w:r>
+      <w:r>
+        <w:rPr>
+          <w:rFonts w:ascii="Avenir Next" w:hAnsi="Avenir Next" w:cs="Avenir Next" w:eastAsia="Avenir Next"/>
+          <w:color w:val="1A1A1A"/>
           <w:sz w:val="20"/>
           <w:szCs w:val="20"/>
         </w:rPr>
-        <w:t xml:space="preserve">4.</w:t>
-      </w:r>
-      <w:r>
-        <w:rPr>
-          <w:rFonts w:ascii="Avenir Next" w:hAnsi="Avenir Next" w:cs="Avenir Next" w:eastAsia="Avenir Next"/>
-          <w:color w:val="1A1A1A"/>
-          <w:sz w:val="20"/>
-          <w:szCs w:val="20"/>
-        </w:rPr>
         <w:tab/>
       </w:r>
       <w:r>
@@ -1488,7 +1492,7 @@
           <w:rFonts w:ascii="Avenir Next" w:hAnsi="Avenir Next" w:cs="Avenir Next" w:eastAsia="Avenir Next"/>
           <w:b/>
           <w:color w:val="1A1A1A"/>
-          <w:sz w:val="20"/>
+          <w:sz w:val="22"/>
           <w:szCs w:val="20"/>
         </w:rPr>
         <w:t xml:space="preserve">Gazebo Floor.  </w:t>
@@ -1497,7 +1501,7 @@
         <w:rPr>
           <w:rFonts w:ascii="Avenir Next" w:hAnsi="Avenir Next" w:cs="Avenir Next" w:eastAsia="Avenir Next"/>
           <w:color w:val="1A1A1A"/>
-          <w:sz w:val="20"/>
+          <w:sz w:val="22"/>
           <w:szCs w:val="20"/>
         </w:rPr>
         <w:t xml:space="preserve">A gazebo floor is a regular hexagon with sides of 6 ft and an apothem of about 5.2 ft. Tile costs $3 per square foot. About how much will the tile cost?</w:t>
@@ -1574,7 +1578,7 @@
           <w:rFonts w:ascii="Avenir Next" w:hAnsi="Avenir Next" w:cs="Avenir Next" w:eastAsia="Avenir Next"/>
           <w:b/>
           <w:color w:val="1A1A1A"/>
-          <w:sz w:val="18"/>
+          <w:sz w:val="22"/>
           <w:szCs w:val="18"/>
         </w:rPr>
         <w:t xml:space="preserve">Answer</w:t>
@@ -1608,18 +1612,18 @@
           <w:rFonts w:ascii="Avenir Next" w:hAnsi="Avenir Next" w:cs="Avenir Next" w:eastAsia="Avenir Next"/>
           <w:b/>
           <w:color w:val="1A1A1A"/>
+          <w:sz w:val="22"/>
+          <w:szCs w:val="20"/>
+        </w:rPr>
+        <w:t xml:space="preserve">5.</w:t>
+      </w:r>
+      <w:r>
+        <w:rPr>
+          <w:rFonts w:ascii="Avenir Next" w:hAnsi="Avenir Next" w:cs="Avenir Next" w:eastAsia="Avenir Next"/>
+          <w:color w:val="1A1A1A"/>
           <w:sz w:val="20"/>
           <w:szCs w:val="20"/>
         </w:rPr>
-        <w:t xml:space="preserve">5.</w:t>
-      </w:r>
-      <w:r>
-        <w:rPr>
-          <w:rFonts w:ascii="Avenir Next" w:hAnsi="Avenir Next" w:cs="Avenir Next" w:eastAsia="Avenir Next"/>
-          <w:color w:val="1A1A1A"/>
-          <w:sz w:val="20"/>
-          <w:szCs w:val="20"/>
-        </w:rPr>
         <w:tab/>
       </w:r>
       <w:r>
@@ -1627,7 +1631,7 @@
           <w:rFonts w:ascii="Avenir Next" w:hAnsi="Avenir Next" w:cs="Avenir Next" w:eastAsia="Avenir Next"/>
           <w:b/>
           <w:color w:val="1A1A1A"/>
-          <w:sz w:val="20"/>
+          <w:sz w:val="22"/>
           <w:szCs w:val="20"/>
         </w:rPr>
         <w:t xml:space="preserve">Find the Error.  </w:t>
@@ -1636,7 +1640,7 @@
         <w:rPr>
           <w:rFonts w:ascii="Avenir Next" w:hAnsi="Avenir Next" w:cs="Avenir Next" w:eastAsia="Avenir Next"/>
           <w:color w:val="1A1A1A"/>
-          <w:sz w:val="20"/>
+          <w:sz w:val="22"/>
           <w:szCs w:val="20"/>
         </w:rPr>
         <w:t xml:space="preserve">Andre says a regular pentagon with sides of 8 cm and an apothem of 5.5 cm has area ½ × 8 × 5.5 = 22 cm². Explain his mistake and find the area.</w:t>
@@ -1757,6 +1761,7 @@
           </w:tcPr>
           <w:p>
             <w:pPr>
+              <w:pStyle w:val="Heading2"/>
               <w:spacing w:before="0" w:after="0" w:line="240" w:lineRule="auto"/>
             </w:pPr>
             <w:r>
@@ -1794,7 +1799,7 @@
               <w:rPr>
                 <w:rFonts w:ascii="Avenir Next" w:hAnsi="Avenir Next" w:cs="Avenir Next" w:eastAsia="Avenir Next"/>
                 <w:color w:val="1A1A1A"/>
-                <w:sz w:val="17"/>
+                <w:sz w:val="22"/>
                 <w:szCs w:val="17"/>
               </w:rPr>
               <w:t xml:space="preserve">  I can do this on my own</w:t>
@@ -1823,7 +1828,7 @@
               <w:rPr>
                 <w:rFonts w:ascii="Avenir Next" w:hAnsi="Avenir Next" w:cs="Avenir Next" w:eastAsia="Avenir Next"/>
                 <w:color w:val="1A1A1A"/>
-                <w:sz w:val="17"/>
+                <w:sz w:val="22"/>
                 <w:szCs w:val="17"/>
               </w:rPr>
               <w:t xml:space="preserve">  I need a little help</w:t>
@@ -1852,7 +1857,7 @@
               <w:rPr>
                 <w:rFonts w:ascii="Avenir Next" w:hAnsi="Avenir Next" w:cs="Avenir Next" w:eastAsia="Avenir Next"/>
                 <w:color w:val="1A1A1A"/>
-                <w:sz w:val="17"/>
+                <w:sz w:val="22"/>
                 <w:szCs w:val="17"/>
               </w:rPr>
               <w:t xml:space="preserve">  I have a question about #</w:t>
@@ -1885,10 +1890,28 @@
         <w:rPr>
           <w:rFonts w:ascii="Avenir Next" w:hAnsi="Avenir Next" w:cs="Avenir Next" w:eastAsia="Avenir Next"/>
           <w:color w:val="1A1A1A"/>
+          <w:sz w:val="22"/>
+          <w:szCs w:val="20"/>
+        </w:rPr>
+        <w:t xml:space="preserve">Name</w:t>
+      </w:r>
+      <w:r>
+        <w:rPr>
+          <w:rFonts w:ascii="Avenir Next" w:hAnsi="Avenir Next" w:cs="Avenir Next" w:eastAsia="Avenir Next"/>
+          <w:color w:val="1A1A1A"/>
           <w:sz w:val="20"/>
           <w:szCs w:val="20"/>
         </w:rPr>
-        <w:t xml:space="preserve">Name</w:t>
+        <w:tab/>
+      </w:r>
+      <w:r>
+        <w:rPr>
+          <w:rFonts w:ascii="Avenir Next" w:hAnsi="Avenir Next" w:cs="Avenir Next" w:eastAsia="Avenir Next"/>
+          <w:color w:val="1A1A1A"/>
+          <w:sz w:val="22"/>
+          <w:szCs w:val="20"/>
+        </w:rPr>
+        <w:t xml:space="preserve">   Date</w:t>
       </w:r>
       <w:r>
         <w:rPr>
@@ -1903,25 +1926,7 @@
         <w:rPr>
           <w:rFonts w:ascii="Avenir Next" w:hAnsi="Avenir Next" w:cs="Avenir Next" w:eastAsia="Avenir Next"/>
           <w:color w:val="1A1A1A"/>
-          <w:sz w:val="20"/>
-          <w:szCs w:val="20"/>
-        </w:rPr>
-        <w:t xml:space="preserve">   Date</w:t>
-      </w:r>
-      <w:r>
-        <w:rPr>
-          <w:rFonts w:ascii="Avenir Next" w:hAnsi="Avenir Next" w:cs="Avenir Next" w:eastAsia="Avenir Next"/>
-          <w:color w:val="1A1A1A"/>
-          <w:sz w:val="20"/>
-          <w:szCs w:val="20"/>
-        </w:rPr>
-        <w:tab/>
-      </w:r>
-      <w:r>
-        <w:rPr>
-          <w:rFonts w:ascii="Avenir Next" w:hAnsi="Avenir Next" w:cs="Avenir Next" w:eastAsia="Avenir Next"/>
-          <w:color w:val="1A1A1A"/>
-          <w:sz w:val="20"/>
+          <w:sz w:val="22"/>
           <w:szCs w:val="20"/>
         </w:rPr>
         <w:t xml:space="preserve">   Period</w:t>
@@ -1948,7 +1953,7 @@
           <w:caps/>
           <w:color w:val="003A70"/>
           <w:spacing w:val="12"/>
-          <w:sz w:val="19"/>
+          <w:sz w:val="22"/>
           <w:szCs w:val="19"/>
         </w:rPr>
         <w:t xml:space="preserve">Lesson 5-4  ·  Homework Packet  ·  Sheet 2 of 2</w:t>
@@ -1956,6 +1961,7 @@
     </w:p>
     <w:p>
       <w:pPr>
+        <w:pStyle w:val="Heading1"/>
         <w:keepNext/>
         <w:spacing w:before="0" w:after="0" w:line="240" w:lineRule="auto"/>
       </w:pPr>
@@ -1981,7 +1987,7 @@
         <w:rPr>
           <w:rFonts w:ascii="Avenir Next" w:hAnsi="Avenir Next" w:cs="Avenir Next" w:eastAsia="Avenir Next"/>
           <w:color w:val="5A5F66"/>
-          <w:sz w:val="17"/>
+          <w:sz w:val="22"/>
           <w:szCs w:val="17"/>
         </w:rPr>
         <w:t xml:space="preserve">Maryland Standard 6.G.A.1   ·   Learning target — I can find the area of a composite figure by adding or subtracting the areas of simpler shapes.</w:t>
@@ -2028,6 +2034,7 @@
           </w:tcPr>
           <w:p>
             <w:pPr>
+              <w:pStyle w:val="Heading2"/>
               <w:spacing w:before="0" w:after="0" w:line="240" w:lineRule="auto"/>
             </w:pPr>
             <w:r>
@@ -2055,44 +2062,44 @@
                 <w:rFonts w:ascii="Avenir Next" w:hAnsi="Avenir Next" w:cs="Avenir Next" w:eastAsia="Avenir Next"/>
                 <w:b/>
                 <w:color w:val="003A70"/>
+                <w:sz w:val="22"/>
+                <w:szCs w:val="18"/>
+              </w:rPr>
+              <w:t xml:space="preserve">•</w:t>
+            </w:r>
+            <w:r>
+              <w:rPr>
+                <w:rFonts w:ascii="Avenir Next" w:hAnsi="Avenir Next" w:cs="Avenir Next" w:eastAsia="Avenir Next"/>
+                <w:color w:val="1A1A1A"/>
                 <w:sz w:val="18"/>
                 <w:szCs w:val="18"/>
               </w:rPr>
-              <w:t xml:space="preserve">•</w:t>
-            </w:r>
-            <w:r>
-              <w:rPr>
-                <w:rFonts w:ascii="Avenir Next" w:hAnsi="Avenir Next" w:cs="Avenir Next" w:eastAsia="Avenir Next"/>
-                <w:color w:val="1A1A1A"/>
-                <w:sz w:val="18"/>
+              <w:tab/>
+            </w:r>
+            <w:r>
+              <w:rPr>
+                <w:rFonts w:ascii="Avenir Next" w:hAnsi="Avenir Next" w:cs="Avenir Next" w:eastAsia="Avenir Next"/>
+                <w:color w:val="1A1A1A"/>
+                <w:sz w:val="22"/>
                 <w:szCs w:val="18"/>
               </w:rPr>
-              <w:tab/>
-            </w:r>
-            <w:r>
-              <w:rPr>
-                <w:rFonts w:ascii="Avenir Next" w:hAnsi="Avenir Next" w:cs="Avenir Next" w:eastAsia="Avenir Next"/>
-                <w:color w:val="1A1A1A"/>
-                <w:sz w:val="18"/>
+              <w:t xml:space="preserve">A </w:t>
+            </w:r>
+            <w:r>
+              <w:rPr>
+                <w:rFonts w:ascii="Avenir Next" w:hAnsi="Avenir Next" w:cs="Avenir Next" w:eastAsia="Avenir Next"/>
+                <w:b/>
+                <w:color w:val="1A1A1A"/>
+                <w:sz w:val="22"/>
                 <w:szCs w:val="18"/>
               </w:rPr>
-              <w:t xml:space="preserve">A </w:t>
-            </w:r>
-            <w:r>
-              <w:rPr>
-                <w:rFonts w:ascii="Avenir Next" w:hAnsi="Avenir Next" w:cs="Avenir Next" w:eastAsia="Avenir Next"/>
-                <w:b/>
-                <w:color w:val="1A1A1A"/>
-                <w:sz w:val="18"/>
-                <w:szCs w:val="18"/>
-              </w:rPr>
               <w:t xml:space="preserve">composite figure</w:t>
             </w:r>
             <w:r>
               <w:rPr>
                 <w:rFonts w:ascii="Avenir Next" w:hAnsi="Avenir Next" w:cs="Avenir Next" w:eastAsia="Avenir Next"/>
                 <w:color w:val="1A1A1A"/>
-                <w:sz w:val="18"/>
+                <w:sz w:val="22"/>
                 <w:szCs w:val="18"/>
               </w:rPr>
               <w:t xml:space="preserve"> is made of simpler shapes.</w:t>
@@ -2111,54 +2118,54 @@
                 <w:rFonts w:ascii="Avenir Next" w:hAnsi="Avenir Next" w:cs="Avenir Next" w:eastAsia="Avenir Next"/>
                 <w:b/>
                 <w:color w:val="003A70"/>
+                <w:sz w:val="22"/>
+                <w:szCs w:val="18"/>
+              </w:rPr>
+              <w:t xml:space="preserve">•</w:t>
+            </w:r>
+            <w:r>
+              <w:rPr>
+                <w:rFonts w:ascii="Avenir Next" w:hAnsi="Avenir Next" w:cs="Avenir Next" w:eastAsia="Avenir Next"/>
+                <w:color w:val="1A1A1A"/>
                 <w:sz w:val="18"/>
                 <w:szCs w:val="18"/>
               </w:rPr>
-              <w:t xml:space="preserve">•</w:t>
-            </w:r>
-            <w:r>
-              <w:rPr>
-                <w:rFonts w:ascii="Avenir Next" w:hAnsi="Avenir Next" w:cs="Avenir Next" w:eastAsia="Avenir Next"/>
-                <w:color w:val="1A1A1A"/>
-                <w:sz w:val="18"/>
+              <w:tab/>
+            </w:r>
+            <w:r>
+              <w:rPr>
+                <w:rFonts w:ascii="Avenir Next" w:hAnsi="Avenir Next" w:cs="Avenir Next" w:eastAsia="Avenir Next"/>
+                <w:b/>
+                <w:color w:val="1A1A1A"/>
+                <w:sz w:val="22"/>
                 <w:szCs w:val="18"/>
               </w:rPr>
-              <w:tab/>
-            </w:r>
-            <w:r>
-              <w:rPr>
-                <w:rFonts w:ascii="Avenir Next" w:hAnsi="Avenir Next" w:cs="Avenir Next" w:eastAsia="Avenir Next"/>
-                <w:b/>
-                <w:color w:val="1A1A1A"/>
-                <w:sz w:val="18"/>
+              <w:t xml:space="preserve">Add</w:t>
+            </w:r>
+            <w:r>
+              <w:rPr>
+                <w:rFonts w:ascii="Avenir Next" w:hAnsi="Avenir Next" w:cs="Avenir Next" w:eastAsia="Avenir Next"/>
+                <w:color w:val="1A1A1A"/>
+                <w:sz w:val="22"/>
                 <w:szCs w:val="18"/>
               </w:rPr>
-              <w:t xml:space="preserve">Add</w:t>
-            </w:r>
-            <w:r>
-              <w:rPr>
-                <w:rFonts w:ascii="Avenir Next" w:hAnsi="Avenir Next" w:cs="Avenir Next" w:eastAsia="Avenir Next"/>
-                <w:color w:val="1A1A1A"/>
-                <w:sz w:val="18"/>
+              <w:t xml:space="preserve"> the areas of joined shapes. </w:t>
+            </w:r>
+            <w:r>
+              <w:rPr>
+                <w:rFonts w:ascii="Avenir Next" w:hAnsi="Avenir Next" w:cs="Avenir Next" w:eastAsia="Avenir Next"/>
+                <w:b/>
+                <w:color w:val="1A1A1A"/>
+                <w:sz w:val="22"/>
                 <w:szCs w:val="18"/>
               </w:rPr>
-              <w:t xml:space="preserve"> the areas of joined shapes. </w:t>
-            </w:r>
-            <w:r>
-              <w:rPr>
-                <w:rFonts w:ascii="Avenir Next" w:hAnsi="Avenir Next" w:cs="Avenir Next" w:eastAsia="Avenir Next"/>
-                <w:b/>
-                <w:color w:val="1A1A1A"/>
-                <w:sz w:val="18"/>
-                <w:szCs w:val="18"/>
-              </w:rPr>
               <w:t xml:space="preserve">Subtract</w:t>
             </w:r>
             <w:r>
               <w:rPr>
                 <w:rFonts w:ascii="Avenir Next" w:hAnsi="Avenir Next" w:cs="Avenir Next" w:eastAsia="Avenir Next"/>
                 <w:color w:val="1A1A1A"/>
-                <w:sz w:val="18"/>
+                <w:sz w:val="22"/>
                 <w:szCs w:val="18"/>
               </w:rPr>
               <w:t xml:space="preserve"> a piece that is cut out.</w:t>
@@ -2177,25 +2184,25 @@
                 <w:rFonts w:ascii="Avenir Next" w:hAnsi="Avenir Next" w:cs="Avenir Next" w:eastAsia="Avenir Next"/>
                 <w:b/>
                 <w:color w:val="003A70"/>
+                <w:sz w:val="22"/>
+                <w:szCs w:val="18"/>
+              </w:rPr>
+              <w:t xml:space="preserve">•</w:t>
+            </w:r>
+            <w:r>
+              <w:rPr>
+                <w:rFonts w:ascii="Avenir Next" w:hAnsi="Avenir Next" w:cs="Avenir Next" w:eastAsia="Avenir Next"/>
+                <w:color w:val="1A1A1A"/>
                 <w:sz w:val="18"/>
                 <w:szCs w:val="18"/>
               </w:rPr>
-              <w:t xml:space="preserve">•</w:t>
-            </w:r>
-            <w:r>
-              <w:rPr>
-                <w:rFonts w:ascii="Avenir Next" w:hAnsi="Avenir Next" w:cs="Avenir Next" w:eastAsia="Avenir Next"/>
-                <w:color w:val="1A1A1A"/>
-                <w:sz w:val="18"/>
-                <w:szCs w:val="18"/>
-              </w:rPr>
               <w:tab/>
             </w:r>
             <w:r>
               <w:rPr>
                 <w:rFonts w:ascii="Avenir Next" w:hAnsi="Avenir Next" w:cs="Avenir Next" w:eastAsia="Avenir Next"/>
                 <w:color w:val="1A1A1A"/>
-                <w:sz w:val="18"/>
+                <w:sz w:val="22"/>
                 <w:szCs w:val="18"/>
               </w:rPr>
               <w:t xml:space="preserve">Use the sides you know to find missing sides.</w:t>
@@ -2210,6 +2217,7 @@
           </w:tcPr>
           <w:p>
             <w:pPr>
+              <w:pStyle w:val="Heading2"/>
               <w:spacing w:before="0" w:after="0" w:line="240" w:lineRule="auto"/>
             </w:pPr>
             <w:r>
@@ -2232,7 +2240,7 @@
               <w:rPr>
                 <w:rFonts w:ascii="Avenir Next" w:hAnsi="Avenir Next" w:cs="Avenir Next" w:eastAsia="Avenir Next"/>
                 <w:color w:val="1A1A1A"/>
-                <w:sz w:val="17"/>
+                <w:sz w:val="22"/>
                 <w:szCs w:val="17"/>
               </w:rPr>
               <w:t xml:space="preserve">House front: a 10 ft × 6 ft rectangle with a triangular roof on top. The roof’s base is 10 ft and it is 4 ft tall.</w:t>
@@ -2251,25 +2259,25 @@
                 <w:rFonts w:ascii="Avenir Next" w:hAnsi="Avenir Next" w:cs="Avenir Next" w:eastAsia="Avenir Next"/>
                 <w:b/>
                 <w:color w:val="003A70"/>
+                <w:sz w:val="22"/>
+                <w:szCs w:val="17"/>
+              </w:rPr>
+              <w:t xml:space="preserve">Step 1</w:t>
+            </w:r>
+            <w:r>
+              <w:rPr>
+                <w:rFonts w:ascii="Avenir Next" w:hAnsi="Avenir Next" w:cs="Avenir Next" w:eastAsia="Avenir Next"/>
+                <w:color w:val="1A1A1A"/>
                 <w:sz w:val="17"/>
                 <w:szCs w:val="17"/>
               </w:rPr>
-              <w:t xml:space="preserve">Step 1</w:t>
-            </w:r>
-            <w:r>
-              <w:rPr>
-                <w:rFonts w:ascii="Avenir Next" w:hAnsi="Avenir Next" w:cs="Avenir Next" w:eastAsia="Avenir Next"/>
-                <w:color w:val="1A1A1A"/>
-                <w:sz w:val="17"/>
-                <w:szCs w:val="17"/>
-              </w:rPr>
               <w:tab/>
             </w:r>
             <w:r>
               <w:rPr>
                 <w:rFonts w:ascii="Avenir Next" w:hAnsi="Avenir Next" w:cs="Avenir Next" w:eastAsia="Avenir Next"/>
                 <w:color w:val="1A1A1A"/>
-                <w:sz w:val="17"/>
+                <w:sz w:val="22"/>
                 <w:szCs w:val="17"/>
               </w:rPr>
               <w:t xml:space="preserve">Rectangle: 10 × 6 = 60</w:t>
@@ -2288,25 +2296,25 @@
                 <w:rFonts w:ascii="Avenir Next" w:hAnsi="Avenir Next" w:cs="Avenir Next" w:eastAsia="Avenir Next"/>
                 <w:b/>
                 <w:color w:val="003A70"/>
+                <w:sz w:val="22"/>
+                <w:szCs w:val="17"/>
+              </w:rPr>
+              <w:t xml:space="preserve">Step 2</w:t>
+            </w:r>
+            <w:r>
+              <w:rPr>
+                <w:rFonts w:ascii="Avenir Next" w:hAnsi="Avenir Next" w:cs="Avenir Next" w:eastAsia="Avenir Next"/>
+                <w:color w:val="1A1A1A"/>
                 <w:sz w:val="17"/>
                 <w:szCs w:val="17"/>
               </w:rPr>
-              <w:t xml:space="preserve">Step 2</w:t>
-            </w:r>
-            <w:r>
-              <w:rPr>
-                <w:rFonts w:ascii="Avenir Next" w:hAnsi="Avenir Next" w:cs="Avenir Next" w:eastAsia="Avenir Next"/>
-                <w:color w:val="1A1A1A"/>
-                <w:sz w:val="17"/>
-                <w:szCs w:val="17"/>
-              </w:rPr>
               <w:tab/>
             </w:r>
             <w:r>
               <w:rPr>
                 <w:rFonts w:ascii="Avenir Next" w:hAnsi="Avenir Next" w:cs="Avenir Next" w:eastAsia="Avenir Next"/>
                 <w:color w:val="1A1A1A"/>
-                <w:sz w:val="17"/>
+                <w:sz w:val="22"/>
                 <w:szCs w:val="17"/>
               </w:rPr>
               <w:t xml:space="preserve">Triangle: ½ × 10 × 4 = 20</w:t>
@@ -2325,25 +2333,25 @@
                 <w:rFonts w:ascii="Avenir Next" w:hAnsi="Avenir Next" w:cs="Avenir Next" w:eastAsia="Avenir Next"/>
                 <w:b/>
                 <w:color w:val="003A70"/>
+                <w:sz w:val="22"/>
+                <w:szCs w:val="17"/>
+              </w:rPr>
+              <w:t xml:space="preserve">Step 3</w:t>
+            </w:r>
+            <w:r>
+              <w:rPr>
+                <w:rFonts w:ascii="Avenir Next" w:hAnsi="Avenir Next" w:cs="Avenir Next" w:eastAsia="Avenir Next"/>
+                <w:color w:val="1A1A1A"/>
                 <w:sz w:val="17"/>
                 <w:szCs w:val="17"/>
               </w:rPr>
-              <w:t xml:space="preserve">Step 3</w:t>
-            </w:r>
-            <w:r>
-              <w:rPr>
-                <w:rFonts w:ascii="Avenir Next" w:hAnsi="Avenir Next" w:cs="Avenir Next" w:eastAsia="Avenir Next"/>
-                <w:color w:val="1A1A1A"/>
-                <w:sz w:val="17"/>
-                <w:szCs w:val="17"/>
-              </w:rPr>
               <w:tab/>
             </w:r>
             <w:r>
               <w:rPr>
                 <w:rFonts w:ascii="Avenir Next" w:hAnsi="Avenir Next" w:cs="Avenir Next" w:eastAsia="Avenir Next"/>
                 <w:color w:val="1A1A1A"/>
-                <w:sz w:val="17"/>
+                <w:sz w:val="22"/>
                 <w:szCs w:val="17"/>
               </w:rPr>
               <w:t xml:space="preserve">The shapes are joined, so add: 60 + 20 = 80</w:t>
@@ -2362,18 +2370,18 @@
                 <w:rFonts w:ascii="Avenir Next" w:hAnsi="Avenir Next" w:cs="Avenir Next" w:eastAsia="Avenir Next"/>
                 <w:b/>
                 <w:color w:val="1A1A1A"/>
+                <w:sz w:val="22"/>
+                <w:szCs w:val="17"/>
+              </w:rPr>
+              <w:t xml:space="preserve">Answer</w:t>
+            </w:r>
+            <w:r>
+              <w:rPr>
+                <w:rFonts w:ascii="Avenir Next" w:hAnsi="Avenir Next" w:cs="Avenir Next" w:eastAsia="Avenir Next"/>
+                <w:color w:val="1A1A1A"/>
                 <w:sz w:val="17"/>
                 <w:szCs w:val="17"/>
               </w:rPr>
-              <w:t xml:space="preserve">Answer</w:t>
-            </w:r>
-            <w:r>
-              <w:rPr>
-                <w:rFonts w:ascii="Avenir Next" w:hAnsi="Avenir Next" w:cs="Avenir Next" w:eastAsia="Avenir Next"/>
-                <w:color w:val="1A1A1A"/>
-                <w:sz w:val="17"/>
-                <w:szCs w:val="17"/>
-              </w:rPr>
               <w:tab/>
             </w:r>
             <w:r>
@@ -2381,7 +2389,7 @@
                 <w:rFonts w:ascii="Avenir Next" w:hAnsi="Avenir Next" w:cs="Avenir Next" w:eastAsia="Avenir Next"/>
                 <w:b/>
                 <w:color w:val="1A1A1A"/>
-                <w:sz w:val="17"/>
+                <w:sz w:val="22"/>
                 <w:szCs w:val="17"/>
               </w:rPr>
               <w:t xml:space="preserve">80 ft²</w:t>
@@ -2392,6 +2400,7 @@
     </w:tbl>
     <w:p>
       <w:pPr>
+        <w:pStyle w:val="Heading2"/>
         <w:keepNext/>
         <w:pBdr>
           <w:bottom w:val="single" w:sz="8" w:space="3" w:color="003A70"/>
@@ -2407,7 +2416,7 @@
           <w:b/>
           <w:color w:val="003A70"/>
           <w:spacing w:val="14"/>
-          <w:sz w:val="19"/>
+          <w:sz w:val="22"/>
           <w:szCs w:val="19"/>
         </w:rPr>
         <w:t xml:space="preserve">PRACTICE</w:t>
@@ -2426,7 +2435,7 @@
           <w:rFonts w:ascii="Avenir Next" w:hAnsi="Avenir Next" w:cs="Avenir Next" w:eastAsia="Avenir Next"/>
           <w:i/>
           <w:color w:val="5A5F66"/>
-          <w:sz w:val="17"/>
+          <w:sz w:val="22"/>
           <w:szCs w:val="17"/>
         </w:rPr>
         <w:t xml:space="preserve">show your work · label units</w:t>
@@ -2485,25 +2494,25 @@
                 <w:rFonts w:ascii="Avenir Next" w:hAnsi="Avenir Next" w:cs="Avenir Next" w:eastAsia="Avenir Next"/>
                 <w:b/>
                 <w:color w:val="1A1A1A"/>
+                <w:sz w:val="22"/>
+                <w:szCs w:val="20"/>
+              </w:rPr>
+              <w:t xml:space="preserve">1.</w:t>
+            </w:r>
+            <w:r>
+              <w:rPr>
+                <w:rFonts w:ascii="Avenir Next" w:hAnsi="Avenir Next" w:cs="Avenir Next" w:eastAsia="Avenir Next"/>
+                <w:color w:val="1A1A1A"/>
                 <w:sz w:val="20"/>
                 <w:szCs w:val="20"/>
               </w:rPr>
-              <w:t xml:space="preserve">1.</w:t>
-            </w:r>
-            <w:r>
-              <w:rPr>
-                <w:rFonts w:ascii="Avenir Next" w:hAnsi="Avenir Next" w:cs="Avenir Next" w:eastAsia="Avenir Next"/>
-                <w:color w:val="1A1A1A"/>
-                <w:sz w:val="20"/>
-                <w:szCs w:val="20"/>
-              </w:rPr>
               <w:tab/>
             </w:r>
             <w:r>
               <w:rPr>
                 <w:rFonts w:ascii="Avenir Next" w:hAnsi="Avenir Next" w:cs="Avenir Next" w:eastAsia="Avenir Next"/>
                 <w:color w:val="1A1A1A"/>
-                <w:sz w:val="20"/>
+                <w:sz w:val="22"/>
                 <w:szCs w:val="20"/>
               </w:rPr>
               <w:t xml:space="preserve">Find the area of the L-shaped figure. All corners are right angles.</w:t>
@@ -2580,25 +2589,25 @@
                 <w:rFonts w:ascii="Avenir Next" w:hAnsi="Avenir Next" w:cs="Avenir Next" w:eastAsia="Avenir Next"/>
                 <w:b/>
                 <w:color w:val="1A1A1A"/>
+                <w:sz w:val="22"/>
+                <w:szCs w:val="18"/>
+              </w:rPr>
+              <w:t xml:space="preserve">Answer</w:t>
+            </w:r>
+            <w:r>
+              <w:rPr>
+                <w:rFonts w:ascii="Avenir Next" w:hAnsi="Avenir Next" w:cs="Avenir Next" w:eastAsia="Avenir Next"/>
+                <w:color w:val="1A1A1A"/>
                 <w:sz w:val="18"/>
                 <w:szCs w:val="18"/>
               </w:rPr>
-              <w:t xml:space="preserve">Answer</w:t>
-            </w:r>
-            <w:r>
-              <w:rPr>
-                <w:rFonts w:ascii="Avenir Next" w:hAnsi="Avenir Next" w:cs="Avenir Next" w:eastAsia="Avenir Next"/>
-                <w:color w:val="1A1A1A"/>
-                <w:sz w:val="18"/>
-                <w:szCs w:val="18"/>
-              </w:rPr>
               <w:tab/>
             </w:r>
             <w:r>
               <w:rPr>
                 <w:rFonts w:ascii="Avenir Next" w:hAnsi="Avenir Next" w:cs="Avenir Next" w:eastAsia="Avenir Next"/>
                 <w:color w:val="1A1A1A"/>
-                <w:sz w:val="18"/>
+                <w:sz w:val="22"/>
                 <w:szCs w:val="18"/>
               </w:rPr>
               <w:t xml:space="preserve">  m²</w:t>
@@ -2622,7 +2631,7 @@
               <w:drawing>
                 <wp:inline distT="0" distB="0" distL="0" distR="0">
                   <wp:extent cx="1463040" cy="970304"/>
-                  <wp:docPr id="2" name="Figure 2"/>
+                  <wp:docPr id="2" name="Figure 2" descr="Polygon. Labels: 0, 10 m, 1, 4 m, 4, 4 m, 5, 8 m. Vertices: 0, 0, 5, 0, 5, 2, 2, 2, 2, 4, 0, 4."/>
                   <a:graphic xmlns:a="http://schemas.openxmlformats.org/drawingml/2006/main">
                     <a:graphicData uri="http://schemas.openxmlformats.org/drawingml/2006/picture">
                       <pic:pic xmlns:pic="http://schemas.openxmlformats.org/drawingml/2006/picture">
@@ -2674,25 +2683,25 @@
           <w:rFonts w:ascii="Avenir Next" w:hAnsi="Avenir Next" w:cs="Avenir Next" w:eastAsia="Avenir Next"/>
           <w:b/>
           <w:color w:val="1A1A1A"/>
+          <w:sz w:val="22"/>
+          <w:szCs w:val="20"/>
+        </w:rPr>
+        <w:t xml:space="preserve">2.</w:t>
+      </w:r>
+      <w:r>
+        <w:rPr>
+          <w:rFonts w:ascii="Avenir Next" w:hAnsi="Avenir Next" w:cs="Avenir Next" w:eastAsia="Avenir Next"/>
+          <w:color w:val="1A1A1A"/>
           <w:sz w:val="20"/>
           <w:szCs w:val="20"/>
         </w:rPr>
-        <w:t xml:space="preserve">2.</w:t>
-      </w:r>
-      <w:r>
-        <w:rPr>
-          <w:rFonts w:ascii="Avenir Next" w:hAnsi="Avenir Next" w:cs="Avenir Next" w:eastAsia="Avenir Next"/>
-          <w:color w:val="1A1A1A"/>
-          <w:sz w:val="20"/>
-          <w:szCs w:val="20"/>
-        </w:rPr>
         <w:tab/>
       </w:r>
       <w:r>
         <w:rPr>
           <w:rFonts w:ascii="Avenir Next" w:hAnsi="Avenir Next" w:cs="Avenir Next" w:eastAsia="Avenir Next"/>
           <w:color w:val="1A1A1A"/>
-          <w:sz w:val="20"/>
+          <w:sz w:val="22"/>
           <w:szCs w:val="20"/>
         </w:rPr>
         <w:t xml:space="preserve">Write </w:t>
@@ -2702,7 +2711,7 @@
           <w:rFonts w:ascii="Avenir Next" w:hAnsi="Avenir Next" w:cs="Avenir Next" w:eastAsia="Avenir Next"/>
           <w:b/>
           <w:color w:val="1A1A1A"/>
-          <w:sz w:val="20"/>
+          <w:sz w:val="22"/>
           <w:szCs w:val="20"/>
         </w:rPr>
         <w:t xml:space="preserve">add</w:t>
@@ -2711,7 +2720,7 @@
         <w:rPr>
           <w:rFonts w:ascii="Avenir Next" w:hAnsi="Avenir Next" w:cs="Avenir Next" w:eastAsia="Avenir Next"/>
           <w:color w:val="1A1A1A"/>
-          <w:sz w:val="20"/>
+          <w:sz w:val="22"/>
           <w:szCs w:val="20"/>
         </w:rPr>
         <w:t xml:space="preserve"> or </w:t>
@@ -2721,7 +2730,7 @@
           <w:rFonts w:ascii="Avenir Next" w:hAnsi="Avenir Next" w:cs="Avenir Next" w:eastAsia="Avenir Next"/>
           <w:b/>
           <w:color w:val="1A1A1A"/>
-          <w:sz w:val="20"/>
+          <w:sz w:val="22"/>
           <w:szCs w:val="20"/>
         </w:rPr>
         <w:t xml:space="preserve">subtract</w:t>
@@ -2730,7 +2739,7 @@
         <w:rPr>
           <w:rFonts w:ascii="Avenir Next" w:hAnsi="Avenir Next" w:cs="Avenir Next" w:eastAsia="Avenir Next"/>
           <w:color w:val="1A1A1A"/>
-          <w:sz w:val="20"/>
+          <w:sz w:val="22"/>
           <w:szCs w:val="20"/>
         </w:rPr>
         <w:t xml:space="preserve"> to tell how you would find each area.</w:t>
@@ -2785,25 +2794,25 @@
                 <w:rFonts w:ascii="Avenir Next" w:hAnsi="Avenir Next" w:cs="Avenir Next" w:eastAsia="Avenir Next"/>
                 <w:b/>
                 <w:color w:val="003A70"/>
+                <w:sz w:val="22"/>
+                <w:szCs w:val="20"/>
+              </w:rPr>
+              <w:t xml:space="preserve">a.</w:t>
+            </w:r>
+            <w:r>
+              <w:rPr>
+                <w:rFonts w:ascii="Avenir Next" w:hAnsi="Avenir Next" w:cs="Avenir Next" w:eastAsia="Avenir Next"/>
+                <w:color w:val="1A1A1A"/>
                 <w:sz w:val="20"/>
                 <w:szCs w:val="20"/>
               </w:rPr>
-              <w:t xml:space="preserve">a.</w:t>
-            </w:r>
-            <w:r>
-              <w:rPr>
-                <w:rFonts w:ascii="Avenir Next" w:hAnsi="Avenir Next" w:cs="Avenir Next" w:eastAsia="Avenir Next"/>
-                <w:color w:val="1A1A1A"/>
-                <w:sz w:val="20"/>
-                <w:szCs w:val="20"/>
-              </w:rPr>
               <w:tab/>
             </w:r>
             <w:r>
               <w:rPr>
                 <w:rFonts w:ascii="Avenir Next" w:hAnsi="Avenir Next" w:cs="Avenir Next" w:eastAsia="Avenir Next"/>
                 <w:color w:val="1A1A1A"/>
-                <w:sz w:val="20"/>
+                <w:sz w:val="22"/>
                 <w:szCs w:val="20"/>
               </w:rPr>
               <w:t xml:space="preserve">a wall, not counting its window:</w:t>
@@ -2847,25 +2856,25 @@
                 <w:rFonts w:ascii="Avenir Next" w:hAnsi="Avenir Next" w:cs="Avenir Next" w:eastAsia="Avenir Next"/>
                 <w:b/>
                 <w:color w:val="003A70"/>
+                <w:sz w:val="22"/>
+                <w:szCs w:val="20"/>
+              </w:rPr>
+              <w:t xml:space="preserve">b.</w:t>
+            </w:r>
+            <w:r>
+              <w:rPr>
+                <w:rFonts w:ascii="Avenir Next" w:hAnsi="Avenir Next" w:cs="Avenir Next" w:eastAsia="Avenir Next"/>
+                <w:color w:val="1A1A1A"/>
                 <w:sz w:val="20"/>
                 <w:szCs w:val="20"/>
               </w:rPr>
-              <w:t xml:space="preserve">b.</w:t>
-            </w:r>
-            <w:r>
-              <w:rPr>
-                <w:rFonts w:ascii="Avenir Next" w:hAnsi="Avenir Next" w:cs="Avenir Next" w:eastAsia="Avenir Next"/>
-                <w:color w:val="1A1A1A"/>
-                <w:sz w:val="20"/>
-                <w:szCs w:val="20"/>
-              </w:rPr>
               <w:tab/>
             </w:r>
             <w:r>
               <w:rPr>
                 <w:rFonts w:ascii="Avenir Next" w:hAnsi="Avenir Next" w:cs="Avenir Next" w:eastAsia="Avenir Next"/>
                 <w:color w:val="1A1A1A"/>
-                <w:sz w:val="20"/>
+                <w:sz w:val="22"/>
                 <w:szCs w:val="20"/>
               </w:rPr>
               <w:t xml:space="preserve">a bedroom plus its closet:</w:t>
@@ -2951,25 +2960,25 @@
                 <w:rFonts w:ascii="Avenir Next" w:hAnsi="Avenir Next" w:cs="Avenir Next" w:eastAsia="Avenir Next"/>
                 <w:b/>
                 <w:color w:val="1A1A1A"/>
+                <w:sz w:val="22"/>
+                <w:szCs w:val="20"/>
+              </w:rPr>
+              <w:t xml:space="preserve">3.</w:t>
+            </w:r>
+            <w:r>
+              <w:rPr>
+                <w:rFonts w:ascii="Avenir Next" w:hAnsi="Avenir Next" w:cs="Avenir Next" w:eastAsia="Avenir Next"/>
+                <w:color w:val="1A1A1A"/>
                 <w:sz w:val="20"/>
                 <w:szCs w:val="20"/>
               </w:rPr>
-              <w:t xml:space="preserve">3.</w:t>
-            </w:r>
-            <w:r>
-              <w:rPr>
-                <w:rFonts w:ascii="Avenir Next" w:hAnsi="Avenir Next" w:cs="Avenir Next" w:eastAsia="Avenir Next"/>
-                <w:color w:val="1A1A1A"/>
-                <w:sz w:val="20"/>
-                <w:szCs w:val="20"/>
-              </w:rPr>
               <w:tab/>
             </w:r>
             <w:r>
               <w:rPr>
                 <w:rFonts w:ascii="Avenir Next" w:hAnsi="Avenir Next" w:cs="Avenir Next" w:eastAsia="Avenir Next"/>
                 <w:color w:val="1A1A1A"/>
-                <w:sz w:val="20"/>
+                <w:sz w:val="22"/>
                 <w:szCs w:val="20"/>
               </w:rPr>
               <w:t xml:space="preserve">Find the area of the T-shaped figure. All corners are right angles.</w:t>
@@ -2988,25 +2997,25 @@
                 <w:rFonts w:ascii="Avenir Next" w:hAnsi="Avenir Next" w:cs="Avenir Next" w:eastAsia="Avenir Next"/>
                 <w:b/>
                 <w:color w:val="1A1A1A"/>
+                <w:sz w:val="22"/>
+                <w:szCs w:val="18"/>
+              </w:rPr>
+              <w:t xml:space="preserve">Answer</w:t>
+            </w:r>
+            <w:r>
+              <w:rPr>
+                <w:rFonts w:ascii="Avenir Next" w:hAnsi="Avenir Next" w:cs="Avenir Next" w:eastAsia="Avenir Next"/>
+                <w:color w:val="1A1A1A"/>
                 <w:sz w:val="18"/>
                 <w:szCs w:val="18"/>
               </w:rPr>
-              <w:t xml:space="preserve">Answer</w:t>
-            </w:r>
-            <w:r>
-              <w:rPr>
-                <w:rFonts w:ascii="Avenir Next" w:hAnsi="Avenir Next" w:cs="Avenir Next" w:eastAsia="Avenir Next"/>
-                <w:color w:val="1A1A1A"/>
-                <w:sz w:val="18"/>
-                <w:szCs w:val="18"/>
-              </w:rPr>
               <w:tab/>
             </w:r>
             <w:r>
               <w:rPr>
                 <w:rFonts w:ascii="Avenir Next" w:hAnsi="Avenir Next" w:cs="Avenir Next" w:eastAsia="Avenir Next"/>
                 <w:color w:val="1A1A1A"/>
-                <w:sz w:val="18"/>
+                <w:sz w:val="22"/>
                 <w:szCs w:val="18"/>
               </w:rPr>
               <w:t xml:space="preserve">  in²</w:t>
@@ -3030,7 +3039,7 @@
               <w:drawing>
                 <wp:inline distT="0" distB="0" distL="0" distR="0">
                   <wp:extent cx="1371600" cy="776808"/>
-                  <wp:docPr id="3" name="Figure 3"/>
+                  <wp:docPr id="3" name="Figure 3" descr="Polygon. Labels: 0, 4 in, 1, 4 in, 3, 2 in, 4, 10 in. Vertices: 1.5, 0, 3.5, 0, 3.5, 2, 5, 2, 5, 3, 0, 3, 0, 2, 1.5, 2."/>
                   <a:graphic xmlns:a="http://schemas.openxmlformats.org/drawingml/2006/main">
                     <a:graphicData uri="http://schemas.openxmlformats.org/drawingml/2006/picture">
                       <pic:pic xmlns:pic="http://schemas.openxmlformats.org/drawingml/2006/picture">
@@ -3121,25 +3130,25 @@
                 <w:rFonts w:ascii="Avenir Next" w:hAnsi="Avenir Next" w:cs="Avenir Next" w:eastAsia="Avenir Next"/>
                 <w:b/>
                 <w:color w:val="1A1A1A"/>
+                <w:sz w:val="22"/>
+                <w:szCs w:val="20"/>
+              </w:rPr>
+              <w:t xml:space="preserve">4.</w:t>
+            </w:r>
+            <w:r>
+              <w:rPr>
+                <w:rFonts w:ascii="Avenir Next" w:hAnsi="Avenir Next" w:cs="Avenir Next" w:eastAsia="Avenir Next"/>
+                <w:color w:val="1A1A1A"/>
                 <w:sz w:val="20"/>
                 <w:szCs w:val="20"/>
               </w:rPr>
-              <w:t xml:space="preserve">4.</w:t>
-            </w:r>
-            <w:r>
-              <w:rPr>
-                <w:rFonts w:ascii="Avenir Next" w:hAnsi="Avenir Next" w:cs="Avenir Next" w:eastAsia="Avenir Next"/>
-                <w:color w:val="1A1A1A"/>
-                <w:sz w:val="20"/>
-                <w:szCs w:val="20"/>
-              </w:rPr>
               <w:tab/>
             </w:r>
             <w:r>
               <w:rPr>
                 <w:rFonts w:ascii="Avenir Next" w:hAnsi="Avenir Next" w:cs="Avenir Next" w:eastAsia="Avenir Next"/>
                 <w:color w:val="1A1A1A"/>
-                <w:sz w:val="20"/>
+                <w:sz w:val="22"/>
                 <w:szCs w:val="20"/>
               </w:rPr>
               <w:t xml:space="preserve">A triangle notch 4 cm deep is cut from the top of a rectangle. Find the area that is left.</w:t>
@@ -3158,25 +3167,25 @@
                 <w:rFonts w:ascii="Avenir Next" w:hAnsi="Avenir Next" w:cs="Avenir Next" w:eastAsia="Avenir Next"/>
                 <w:b/>
                 <w:color w:val="1A1A1A"/>
+                <w:sz w:val="22"/>
+                <w:szCs w:val="18"/>
+              </w:rPr>
+              <w:t xml:space="preserve">Answer</w:t>
+            </w:r>
+            <w:r>
+              <w:rPr>
+                <w:rFonts w:ascii="Avenir Next" w:hAnsi="Avenir Next" w:cs="Avenir Next" w:eastAsia="Avenir Next"/>
+                <w:color w:val="1A1A1A"/>
                 <w:sz w:val="18"/>
                 <w:szCs w:val="18"/>
               </w:rPr>
-              <w:t xml:space="preserve">Answer</w:t>
-            </w:r>
-            <w:r>
-              <w:rPr>
-                <w:rFonts w:ascii="Avenir Next" w:hAnsi="Avenir Next" w:cs="Avenir Next" w:eastAsia="Avenir Next"/>
-                <w:color w:val="1A1A1A"/>
-                <w:sz w:val="18"/>
-                <w:szCs w:val="18"/>
-              </w:rPr>
               <w:tab/>
             </w:r>
             <w:r>
               <w:rPr>
                 <w:rFonts w:ascii="Avenir Next" w:hAnsi="Avenir Next" w:cs="Avenir Next" w:eastAsia="Avenir Next"/>
                 <w:color w:val="1A1A1A"/>
-                <w:sz w:val="18"/>
+                <w:sz w:val="22"/>
                 <w:szCs w:val="18"/>
               </w:rPr>
               <w:t xml:space="preserve">  cm²</w:t>
@@ -3200,7 +3209,7 @@
               <w:drawing>
                 <wp:inline distT="0" distB="0" distL="0" distR="0">
                   <wp:extent cx="1463040" cy="880153"/>
-                  <wp:docPr id="4" name="Figure 4"/>
+                  <wp:docPr id="4" name="Figure 4" descr="Polygon. Labels: 0, 12 cm, 1, 8 cm, 2, 3 cm, 5, 3 cm. Vertices: 0, 0, 6, 0, 6, 4, 4.5, 4, 3, 2, 1.5, 4, 0, 4. Dashed: 1.5, 4, 4.5, 4, 3, 2, 3, 4."/>
                   <a:graphic xmlns:a="http://schemas.openxmlformats.org/drawingml/2006/main">
                     <a:graphicData uri="http://schemas.openxmlformats.org/drawingml/2006/picture">
                       <pic:pic xmlns:pic="http://schemas.openxmlformats.org/drawingml/2006/picture">
@@ -3252,18 +3261,18 @@
           <w:rFonts w:ascii="Avenir Next" w:hAnsi="Avenir Next" w:cs="Avenir Next" w:eastAsia="Avenir Next"/>
           <w:b/>
           <w:color w:val="1A1A1A"/>
+          <w:sz w:val="22"/>
+          <w:szCs w:val="20"/>
+        </w:rPr>
+        <w:t xml:space="preserve">5.</w:t>
+      </w:r>
+      <w:r>
+        <w:rPr>
+          <w:rFonts w:ascii="Avenir Next" w:hAnsi="Avenir Next" w:cs="Avenir Next" w:eastAsia="Avenir Next"/>
+          <w:color w:val="1A1A1A"/>
           <w:sz w:val="20"/>
           <w:szCs w:val="20"/>
         </w:rPr>
-        <w:t xml:space="preserve">5.</w:t>
-      </w:r>
-      <w:r>
-        <w:rPr>
-          <w:rFonts w:ascii="Avenir Next" w:hAnsi="Avenir Next" w:cs="Avenir Next" w:eastAsia="Avenir Next"/>
-          <w:color w:val="1A1A1A"/>
-          <w:sz w:val="20"/>
-          <w:szCs w:val="20"/>
-        </w:rPr>
         <w:tab/>
       </w:r>
       <w:r>
@@ -3271,7 +3280,7 @@
           <w:rFonts w:ascii="Avenir Next" w:hAnsi="Avenir Next" w:cs="Avenir Next" w:eastAsia="Avenir Next"/>
           <w:b/>
           <w:color w:val="1A1A1A"/>
-          <w:sz w:val="20"/>
+          <w:sz w:val="22"/>
           <w:szCs w:val="20"/>
         </w:rPr>
         <w:t xml:space="preserve">Backyard.  </w:t>
@@ -3280,7 +3289,7 @@
         <w:rPr>
           <w:rFonts w:ascii="Avenir Next" w:hAnsi="Avenir Next" w:cs="Avenir Next" w:eastAsia="Avenir Next"/>
           <w:color w:val="1A1A1A"/>
-          <w:sz w:val="20"/>
+          <w:sz w:val="22"/>
           <w:szCs w:val="20"/>
         </w:rPr>
         <w:t xml:space="preserve">A yard is a rectangle 20 ft by 12 ft. A square garden 5 ft on each side sits in one corner and will not be paved. Find the paved area.</w:t>
@@ -3299,25 +3308,25 @@
           <w:rFonts w:ascii="Avenir Next" w:hAnsi="Avenir Next" w:cs="Avenir Next" w:eastAsia="Avenir Next"/>
           <w:b/>
           <w:color w:val="1A1A1A"/>
+          <w:sz w:val="22"/>
+          <w:szCs w:val="18"/>
+        </w:rPr>
+        <w:t xml:space="preserve">Answer</w:t>
+      </w:r>
+      <w:r>
+        <w:rPr>
+          <w:rFonts w:ascii="Avenir Next" w:hAnsi="Avenir Next" w:cs="Avenir Next" w:eastAsia="Avenir Next"/>
+          <w:color w:val="1A1A1A"/>
           <w:sz w:val="18"/>
           <w:szCs w:val="18"/>
         </w:rPr>
-        <w:t xml:space="preserve">Answer</w:t>
-      </w:r>
-      <w:r>
-        <w:rPr>
-          <w:rFonts w:ascii="Avenir Next" w:hAnsi="Avenir Next" w:cs="Avenir Next" w:eastAsia="Avenir Next"/>
-          <w:color w:val="1A1A1A"/>
-          <w:sz w:val="18"/>
-          <w:szCs w:val="18"/>
-        </w:rPr>
         <w:tab/>
       </w:r>
       <w:r>
         <w:rPr>
           <w:rFonts w:ascii="Avenir Next" w:hAnsi="Avenir Next" w:cs="Avenir Next" w:eastAsia="Avenir Next"/>
           <w:color w:val="1A1A1A"/>
-          <w:sz w:val="18"/>
+          <w:sz w:val="22"/>
           <w:szCs w:val="18"/>
         </w:rPr>
         <w:t xml:space="preserve">  ft²</w:t>
@@ -3330,6 +3339,7 @@
     </w:p>
     <w:p>
       <w:pPr>
+        <w:pStyle w:val="Heading2"/>
         <w:keepNext/>
         <w:pBdr>
           <w:bottom w:val="single" w:sz="8" w:space="3" w:color="003A70"/>
@@ -3345,7 +3355,7 @@
           <w:b/>
           <w:color w:val="003A70"/>
           <w:spacing w:val="14"/>
-          <w:sz w:val="19"/>
+          <w:sz w:val="22"/>
           <w:szCs w:val="19"/>
         </w:rPr>
         <w:t xml:space="preserve">TEST PRACTICE</w:t>
@@ -3364,7 +3374,7 @@
           <w:rFonts w:ascii="Avenir Next" w:hAnsi="Avenir Next" w:cs="Avenir Next" w:eastAsia="Avenir Next"/>
           <w:i/>
           <w:color w:val="5A5F66"/>
-          <w:sz w:val="17"/>
+          <w:sz w:val="22"/>
           <w:szCs w:val="17"/>
         </w:rPr>
         <w:t xml:space="preserve">choose the best answer</w:t>
@@ -3384,25 +3394,25 @@
           <w:rFonts w:ascii="Avenir Next" w:hAnsi="Avenir Next" w:cs="Avenir Next" w:eastAsia="Avenir Next"/>
           <w:b/>
           <w:color w:val="1A1A1A"/>
+          <w:sz w:val="22"/>
+          <w:szCs w:val="20"/>
+        </w:rPr>
+        <w:t xml:space="preserve">6.</w:t>
+      </w:r>
+      <w:r>
+        <w:rPr>
+          <w:rFonts w:ascii="Avenir Next" w:hAnsi="Avenir Next" w:cs="Avenir Next" w:eastAsia="Avenir Next"/>
+          <w:color w:val="1A1A1A"/>
           <w:sz w:val="20"/>
           <w:szCs w:val="20"/>
         </w:rPr>
-        <w:t xml:space="preserve">6.</w:t>
-      </w:r>
-      <w:r>
-        <w:rPr>
-          <w:rFonts w:ascii="Avenir Next" w:hAnsi="Avenir Next" w:cs="Avenir Next" w:eastAsia="Avenir Next"/>
-          <w:color w:val="1A1A1A"/>
-          <w:sz w:val="20"/>
-          <w:szCs w:val="20"/>
-        </w:rPr>
         <w:tab/>
       </w:r>
       <w:r>
         <w:rPr>
           <w:rFonts w:ascii="Avenir Next" w:hAnsi="Avenir Next" w:cs="Avenir Next" w:eastAsia="Avenir Next"/>
           <w:color w:val="1A1A1A"/>
-          <w:sz w:val="20"/>
+          <w:sz w:val="22"/>
           <w:szCs w:val="20"/>
         </w:rPr>
         <w:t xml:space="preserve">A rectangle 9 m by 6 m has a square 2 m by 2 m cut out. What area is left?</w:t>
@@ -3458,25 +3468,25 @@
                 <w:rFonts w:ascii="Avenir Next" w:hAnsi="Avenir Next" w:cs="Avenir Next" w:eastAsia="Avenir Next"/>
                 <w:b/>
                 <w:color w:val="003A70"/>
+                <w:sz w:val="22"/>
+                <w:szCs w:val="19"/>
+              </w:rPr>
+              <w:t xml:space="preserve">A</w:t>
+            </w:r>
+            <w:r>
+              <w:rPr>
+                <w:rFonts w:ascii="Avenir Next" w:hAnsi="Avenir Next" w:cs="Avenir Next" w:eastAsia="Avenir Next"/>
+                <w:color w:val="1A1A1A"/>
                 <w:sz w:val="19"/>
                 <w:szCs w:val="19"/>
               </w:rPr>
-              <w:t xml:space="preserve">A</w:t>
-            </w:r>
-            <w:r>
-              <w:rPr>
-                <w:rFonts w:ascii="Avenir Next" w:hAnsi="Avenir Next" w:cs="Avenir Next" w:eastAsia="Avenir Next"/>
-                <w:color w:val="1A1A1A"/>
-                <w:sz w:val="19"/>
-                <w:szCs w:val="19"/>
-              </w:rPr>
               <w:tab/>
             </w:r>
             <w:r>
               <w:rPr>
                 <w:rFonts w:ascii="Avenir Next" w:hAnsi="Avenir Next" w:cs="Avenir Next" w:eastAsia="Avenir Next"/>
                 <w:color w:val="1A1A1A"/>
-                <w:sz w:val="19"/>
+                <w:sz w:val="22"/>
                 <w:szCs w:val="19"/>
               </w:rPr>
               <w:t xml:space="preserve">50 m²</w:t>
@@ -3501,25 +3511,25 @@
                 <w:rFonts w:ascii="Avenir Next" w:hAnsi="Avenir Next" w:cs="Avenir Next" w:eastAsia="Avenir Next"/>
                 <w:b/>
                 <w:color w:val="003A70"/>
+                <w:sz w:val="22"/>
+                <w:szCs w:val="19"/>
+              </w:rPr>
+              <w:t xml:space="preserve">B</w:t>
+            </w:r>
+            <w:r>
+              <w:rPr>
+                <w:rFonts w:ascii="Avenir Next" w:hAnsi="Avenir Next" w:cs="Avenir Next" w:eastAsia="Avenir Next"/>
+                <w:color w:val="1A1A1A"/>
                 <w:sz w:val="19"/>
                 <w:szCs w:val="19"/>
               </w:rPr>
-              <w:t xml:space="preserve">B</w:t>
-            </w:r>
-            <w:r>
-              <w:rPr>
-                <w:rFonts w:ascii="Avenir Next" w:hAnsi="Avenir Next" w:cs="Avenir Next" w:eastAsia="Avenir Next"/>
-                <w:color w:val="1A1A1A"/>
-                <w:sz w:val="19"/>
-                <w:szCs w:val="19"/>
-              </w:rPr>
               <w:tab/>
             </w:r>
             <w:r>
               <w:rPr>
                 <w:rFonts w:ascii="Avenir Next" w:hAnsi="Avenir Next" w:cs="Avenir Next" w:eastAsia="Avenir Next"/>
                 <w:color w:val="1A1A1A"/>
-                <w:sz w:val="19"/>
+                <w:sz w:val="22"/>
                 <w:szCs w:val="19"/>
               </w:rPr>
               <w:t xml:space="preserve">58 m²</w:t>
@@ -3544,25 +3554,25 @@
                 <w:rFonts w:ascii="Avenir Next" w:hAnsi="Avenir Next" w:cs="Avenir Next" w:eastAsia="Avenir Next"/>
                 <w:b/>
                 <w:color w:val="003A70"/>
+                <w:sz w:val="22"/>
+                <w:szCs w:val="19"/>
+              </w:rPr>
+              <w:t xml:space="preserve">C</w:t>
+            </w:r>
+            <w:r>
+              <w:rPr>
+                <w:rFonts w:ascii="Avenir Next" w:hAnsi="Avenir Next" w:cs="Avenir Next" w:eastAsia="Avenir Next"/>
+                <w:color w:val="1A1A1A"/>
                 <w:sz w:val="19"/>
                 <w:szCs w:val="19"/>
               </w:rPr>
-              <w:t xml:space="preserve">C</w:t>
-            </w:r>
-            <w:r>
-              <w:rPr>
-                <w:rFonts w:ascii="Avenir Next" w:hAnsi="Avenir Next" w:cs="Avenir Next" w:eastAsia="Avenir Next"/>
-                <w:color w:val="1A1A1A"/>
-                <w:sz w:val="19"/>
-                <w:szCs w:val="19"/>
-              </w:rPr>
               <w:tab/>
             </w:r>
             <w:r>
               <w:rPr>
                 <w:rFonts w:ascii="Avenir Next" w:hAnsi="Avenir Next" w:cs="Avenir Next" w:eastAsia="Avenir Next"/>
                 <w:color w:val="1A1A1A"/>
-                <w:sz w:val="19"/>
+                <w:sz w:val="22"/>
                 <w:szCs w:val="19"/>
               </w:rPr>
               <w:t xml:space="preserve">54 m²</w:t>
@@ -3587,25 +3597,25 @@
                 <w:rFonts w:ascii="Avenir Next" w:hAnsi="Avenir Next" w:cs="Avenir Next" w:eastAsia="Avenir Next"/>
                 <w:b/>
                 <w:color w:val="003A70"/>
+                <w:sz w:val="22"/>
+                <w:szCs w:val="19"/>
+              </w:rPr>
+              <w:t xml:space="preserve">D</w:t>
+            </w:r>
+            <w:r>
+              <w:rPr>
+                <w:rFonts w:ascii="Avenir Next" w:hAnsi="Avenir Next" w:cs="Avenir Next" w:eastAsia="Avenir Next"/>
+                <w:color w:val="1A1A1A"/>
                 <w:sz w:val="19"/>
                 <w:szCs w:val="19"/>
               </w:rPr>
-              <w:t xml:space="preserve">D</w:t>
-            </w:r>
-            <w:r>
-              <w:rPr>
-                <w:rFonts w:ascii="Avenir Next" w:hAnsi="Avenir Next" w:cs="Avenir Next" w:eastAsia="Avenir Next"/>
-                <w:color w:val="1A1A1A"/>
-                <w:sz w:val="19"/>
-                <w:szCs w:val="19"/>
-              </w:rPr>
               <w:tab/>
             </w:r>
             <w:r>
               <w:rPr>
                 <w:rFonts w:ascii="Avenir Next" w:hAnsi="Avenir Next" w:cs="Avenir Next" w:eastAsia="Avenir Next"/>
                 <w:color w:val="1A1A1A"/>
-                <w:sz w:val="19"/>
+                <w:sz w:val="22"/>
                 <w:szCs w:val="19"/>
               </w:rPr>
               <w:t xml:space="preserve">13 m²</w:t>
@@ -3633,25 +3643,25 @@
           <w:rFonts w:ascii="Avenir Next" w:hAnsi="Avenir Next" w:cs="Avenir Next" w:eastAsia="Avenir Next"/>
           <w:b/>
           <w:color w:val="1A1A1A"/>
+          <w:sz w:val="22"/>
+          <w:szCs w:val="20"/>
+        </w:rPr>
+        <w:t xml:space="preserve">7.</w:t>
+      </w:r>
+      <w:r>
+        <w:rPr>
+          <w:rFonts w:ascii="Avenir Next" w:hAnsi="Avenir Next" w:cs="Avenir Next" w:eastAsia="Avenir Next"/>
+          <w:color w:val="1A1A1A"/>
           <w:sz w:val="20"/>
           <w:szCs w:val="20"/>
         </w:rPr>
-        <w:t xml:space="preserve">7.</w:t>
-      </w:r>
-      <w:r>
-        <w:rPr>
-          <w:rFonts w:ascii="Avenir Next" w:hAnsi="Avenir Next" w:cs="Avenir Next" w:eastAsia="Avenir Next"/>
-          <w:color w:val="1A1A1A"/>
-          <w:sz w:val="20"/>
-          <w:szCs w:val="20"/>
-        </w:rPr>
         <w:tab/>
       </w:r>
       <w:r>
         <w:rPr>
           <w:rFonts w:ascii="Avenir Next" w:hAnsi="Avenir Next" w:cs="Avenir Next" w:eastAsia="Avenir Next"/>
           <w:color w:val="1A1A1A"/>
-          <w:sz w:val="20"/>
+          <w:sz w:val="22"/>
           <w:szCs w:val="20"/>
         </w:rPr>
         <w:t xml:space="preserve">A 10 in by 4 in rectangle is joined to a triangle with base 4 in and height 3 in. What is the total area?</w:t>
@@ -3707,25 +3717,25 @@
                 <w:rFonts w:ascii="Avenir Next" w:hAnsi="Avenir Next" w:cs="Avenir Next" w:eastAsia="Avenir Next"/>
                 <w:b/>
                 <w:color w:val="003A70"/>
+                <w:sz w:val="22"/>
+                <w:szCs w:val="19"/>
+              </w:rPr>
+              <w:t xml:space="preserve">A</w:t>
+            </w:r>
+            <w:r>
+              <w:rPr>
+                <w:rFonts w:ascii="Avenir Next" w:hAnsi="Avenir Next" w:cs="Avenir Next" w:eastAsia="Avenir Next"/>
+                <w:color w:val="1A1A1A"/>
                 <w:sz w:val="19"/>
                 <w:szCs w:val="19"/>
               </w:rPr>
-              <w:t xml:space="preserve">A</w:t>
-            </w:r>
-            <w:r>
-              <w:rPr>
-                <w:rFonts w:ascii="Avenir Next" w:hAnsi="Avenir Next" w:cs="Avenir Next" w:eastAsia="Avenir Next"/>
-                <w:color w:val="1A1A1A"/>
-                <w:sz w:val="19"/>
-                <w:szCs w:val="19"/>
-              </w:rPr>
               <w:tab/>
             </w:r>
             <w:r>
               <w:rPr>
                 <w:rFonts w:ascii="Avenir Next" w:hAnsi="Avenir Next" w:cs="Avenir Next" w:eastAsia="Avenir Next"/>
                 <w:color w:val="1A1A1A"/>
-                <w:sz w:val="19"/>
+                <w:sz w:val="22"/>
                 <w:szCs w:val="19"/>
               </w:rPr>
               <w:t xml:space="preserve">34 in²</w:t>
@@ -3750,25 +3760,25 @@
                 <w:rFonts w:ascii="Avenir Next" w:hAnsi="Avenir Next" w:cs="Avenir Next" w:eastAsia="Avenir Next"/>
                 <w:b/>
                 <w:color w:val="003A70"/>
+                <w:sz w:val="22"/>
+                <w:szCs w:val="19"/>
+              </w:rPr>
+              <w:t xml:space="preserve">B</w:t>
+            </w:r>
+            <w:r>
+              <w:rPr>
+                <w:rFonts w:ascii="Avenir Next" w:hAnsi="Avenir Next" w:cs="Avenir Next" w:eastAsia="Avenir Next"/>
+                <w:color w:val="1A1A1A"/>
                 <w:sz w:val="19"/>
                 <w:szCs w:val="19"/>
               </w:rPr>
-              <w:t xml:space="preserve">B</w:t>
-            </w:r>
-            <w:r>
-              <w:rPr>
-                <w:rFonts w:ascii="Avenir Next" w:hAnsi="Avenir Next" w:cs="Avenir Next" w:eastAsia="Avenir Next"/>
-                <w:color w:val="1A1A1A"/>
-                <w:sz w:val="19"/>
-                <w:szCs w:val="19"/>
-              </w:rPr>
               <w:tab/>
             </w:r>
             <w:r>
               <w:rPr>
                 <w:rFonts w:ascii="Avenir Next" w:hAnsi="Avenir Next" w:cs="Avenir Next" w:eastAsia="Avenir Next"/>
                 <w:color w:val="1A1A1A"/>
-                <w:sz w:val="19"/>
+                <w:sz w:val="22"/>
                 <w:szCs w:val="19"/>
               </w:rPr>
               <w:t xml:space="preserve">40 in²</w:t>
@@ -3793,25 +3803,25 @@
                 <w:rFonts w:ascii="Avenir Next" w:hAnsi="Avenir Next" w:cs="Avenir Next" w:eastAsia="Avenir Next"/>
                 <w:b/>
                 <w:color w:val="003A70"/>
+                <w:sz w:val="22"/>
+                <w:szCs w:val="19"/>
+              </w:rPr>
+              <w:t xml:space="preserve">C</w:t>
+            </w:r>
+            <w:r>
+              <w:rPr>
+                <w:rFonts w:ascii="Avenir Next" w:hAnsi="Avenir Next" w:cs="Avenir Next" w:eastAsia="Avenir Next"/>
+                <w:color w:val="1A1A1A"/>
                 <w:sz w:val="19"/>
                 <w:szCs w:val="19"/>
               </w:rPr>
-              <w:t xml:space="preserve">C</w:t>
-            </w:r>
-            <w:r>
-              <w:rPr>
-                <w:rFonts w:ascii="Avenir Next" w:hAnsi="Avenir Next" w:cs="Avenir Next" w:eastAsia="Avenir Next"/>
-                <w:color w:val="1A1A1A"/>
-                <w:sz w:val="19"/>
-                <w:szCs w:val="19"/>
-              </w:rPr>
               <w:tab/>
             </w:r>
             <w:r>
               <w:rPr>
                 <w:rFonts w:ascii="Avenir Next" w:hAnsi="Avenir Next" w:cs="Avenir Next" w:eastAsia="Avenir Next"/>
                 <w:color w:val="1A1A1A"/>
-                <w:sz w:val="19"/>
+                <w:sz w:val="22"/>
                 <w:szCs w:val="19"/>
               </w:rPr>
               <w:t xml:space="preserve">46 in²</w:t>
@@ -3836,25 +3846,25 @@
                 <w:rFonts w:ascii="Avenir Next" w:hAnsi="Avenir Next" w:cs="Avenir Next" w:eastAsia="Avenir Next"/>
                 <w:b/>
                 <w:color w:val="003A70"/>
+                <w:sz w:val="22"/>
+                <w:szCs w:val="19"/>
+              </w:rPr>
+              <w:t xml:space="preserve">D</w:t>
+            </w:r>
+            <w:r>
+              <w:rPr>
+                <w:rFonts w:ascii="Avenir Next" w:hAnsi="Avenir Next" w:cs="Avenir Next" w:eastAsia="Avenir Next"/>
+                <w:color w:val="1A1A1A"/>
                 <w:sz w:val="19"/>
                 <w:szCs w:val="19"/>
               </w:rPr>
-              <w:t xml:space="preserve">D</w:t>
-            </w:r>
-            <w:r>
-              <w:rPr>
-                <w:rFonts w:ascii="Avenir Next" w:hAnsi="Avenir Next" w:cs="Avenir Next" w:eastAsia="Avenir Next"/>
-                <w:color w:val="1A1A1A"/>
-                <w:sz w:val="19"/>
-                <w:szCs w:val="19"/>
-              </w:rPr>
               <w:tab/>
             </w:r>
             <w:r>
               <w:rPr>
                 <w:rFonts w:ascii="Avenir Next" w:hAnsi="Avenir Next" w:cs="Avenir Next" w:eastAsia="Avenir Next"/>
                 <w:color w:val="1A1A1A"/>
-                <w:sz w:val="19"/>
+                <w:sz w:val="22"/>
                 <w:szCs w:val="19"/>
               </w:rPr>
               <w:t xml:space="preserve">52 in²</w:t>
@@ -3912,6 +3922,7 @@
           </w:tcPr>
           <w:p>
             <w:pPr>
+              <w:pStyle w:val="Heading2"/>
               <w:spacing w:before="0" w:after="0" w:line="240" w:lineRule="auto"/>
             </w:pPr>
             <w:r>
@@ -3949,7 +3960,7 @@
               <w:rPr>
                 <w:rFonts w:ascii="Avenir Next" w:hAnsi="Avenir Next" w:cs="Avenir Next" w:eastAsia="Avenir Next"/>
                 <w:color w:val="1A1A1A"/>
-                <w:sz w:val="17"/>
+                <w:sz w:val="22"/>
                 <w:szCs w:val="17"/>
               </w:rPr>
               <w:t xml:space="preserve">  I can do this on my own</w:t>
@@ -3978,7 +3989,7 @@
               <w:rPr>
                 <w:rFonts w:ascii="Avenir Next" w:hAnsi="Avenir Next" w:cs="Avenir Next" w:eastAsia="Avenir Next"/>
                 <w:color w:val="1A1A1A"/>
-                <w:sz w:val="17"/>
+                <w:sz w:val="22"/>
                 <w:szCs w:val="17"/>
               </w:rPr>
               <w:t xml:space="preserve">  I need a little help</w:t>
@@ -4007,7 +4018,7 @@
               <w:rPr>
                 <w:rFonts w:ascii="Avenir Next" w:hAnsi="Avenir Next" w:cs="Avenir Next" w:eastAsia="Avenir Next"/>
                 <w:color w:val="1A1A1A"/>
-                <w:sz w:val="17"/>
+                <w:sz w:val="22"/>
                 <w:szCs w:val="17"/>
               </w:rPr>
               <w:t xml:space="preserve">  I have a question about #</w:t>
@@ -4114,7 +4125,106 @@
               <w:sz w:val="15"/>
               <w:szCs w:val="15"/>
             </w:rPr>
-            <w:t xml:space="preserve">Lesson 5-4  ·  Homework Packet</w:t>
+            <w:t xml:space="preserve">5-4 · Page </w:t>
+          </w:r>
+          <w:r>
+            <w:rPr>
+              <w:rFonts w:ascii="Avenir Next" w:hAnsi="Avenir Next" w:cs="Avenir Next" w:eastAsia="Avenir Next"/>
+              <w:color w:val="5A5F66"/>
+              <w:sz w:val="15"/>
+              <w:szCs w:val="15"/>
+            </w:rPr>
+            <w:fldChar w:fldCharType="begin"/>
+          </w:r>
+          <w:r>
+            <w:rPr>
+              <w:rFonts w:ascii="Avenir Next" w:hAnsi="Avenir Next" w:cs="Avenir Next" w:eastAsia="Avenir Next"/>
+              <w:color w:val="5A5F66"/>
+              <w:sz w:val="15"/>
+              <w:szCs w:val="15"/>
+            </w:rPr>
+            <w:instrText xml:space="preserve"> PAGE </w:instrText>
+          </w:r>
+          <w:r>
+            <w:rPr>
+              <w:rFonts w:ascii="Avenir Next" w:hAnsi="Avenir Next" w:cs="Avenir Next" w:eastAsia="Avenir Next"/>
+              <w:color w:val="5A5F66"/>
+              <w:sz w:val="15"/>
+              <w:szCs w:val="15"/>
+            </w:rPr>
+            <w:fldChar w:fldCharType="separate"/>
+          </w:r>
+          <w:r>
+            <w:rPr>
+              <w:rFonts w:ascii="Avenir Next" w:hAnsi="Avenir Next" w:cs="Avenir Next" w:eastAsia="Avenir Next"/>
+              <w:color w:val="5A5F66"/>
+              <w:sz w:val="15"/>
+              <w:szCs w:val="15"/>
+            </w:rPr>
+            <w:t xml:space="preserve">1</w:t>
+          </w:r>
+          <w:r>
+            <w:rPr>
+              <w:rFonts w:ascii="Avenir Next" w:hAnsi="Avenir Next" w:cs="Avenir Next" w:eastAsia="Avenir Next"/>
+              <w:color w:val="5A5F66"/>
+              <w:sz w:val="15"/>
+              <w:szCs w:val="15"/>
+            </w:rPr>
+            <w:fldChar w:fldCharType="end"/>
+          </w:r>
+          <w:r>
+            <w:rPr>
+              <w:rFonts w:ascii="Avenir Next" w:hAnsi="Avenir Next" w:cs="Avenir Next" w:eastAsia="Avenir Next"/>
+              <w:color w:val="5A5F66"/>
+              <w:sz w:val="15"/>
+              <w:szCs w:val="15"/>
+            </w:rPr>
+            <w:t xml:space="preserve"> of </w:t>
+          </w:r>
+          <w:r>
+            <w:rPr>
+              <w:rFonts w:ascii="Avenir Next" w:hAnsi="Avenir Next" w:cs="Avenir Next" w:eastAsia="Avenir Next"/>
+              <w:color w:val="5A5F66"/>
+              <w:sz w:val="15"/>
+              <w:szCs w:val="15"/>
+            </w:rPr>
+            <w:fldChar w:fldCharType="begin"/>
+          </w:r>
+          <w:r>
+            <w:rPr>
+              <w:rFonts w:ascii="Avenir Next" w:hAnsi="Avenir Next" w:cs="Avenir Next" w:eastAsia="Avenir Next"/>
+              <w:color w:val="5A5F66"/>
+              <w:sz w:val="15"/>
+              <w:szCs w:val="15"/>
+            </w:rPr>
+            <w:instrText xml:space="preserve"> NUMPAGES </w:instrText>
+          </w:r>
+          <w:r>
+            <w:rPr>
+              <w:rFonts w:ascii="Avenir Next" w:hAnsi="Avenir Next" w:cs="Avenir Next" w:eastAsia="Avenir Next"/>
+              <w:color w:val="5A5F66"/>
+              <w:sz w:val="15"/>
+              <w:szCs w:val="15"/>
+            </w:rPr>
+            <w:fldChar w:fldCharType="separate"/>
+          </w:r>
+          <w:r>
+            <w:rPr>
+              <w:rFonts w:ascii="Avenir Next" w:hAnsi="Avenir Next" w:cs="Avenir Next" w:eastAsia="Avenir Next"/>
+              <w:color w:val="5A5F66"/>
+              <w:sz w:val="15"/>
+              <w:szCs w:val="15"/>
+            </w:rPr>
+            <w:t xml:space="preserve">1</w:t>
+          </w:r>
+          <w:r>
+            <w:rPr>
+              <w:rFonts w:ascii="Avenir Next" w:hAnsi="Avenir Next" w:cs="Avenir Next" w:eastAsia="Avenir Next"/>
+              <w:color w:val="5A5F66"/>
+              <w:sz w:val="15"/>
+              <w:szCs w:val="15"/>
+            </w:rPr>
+            <w:fldChar w:fldCharType="end"/>
           </w:r>
         </w:p>
       </w:tc>
@@ -4157,5 +4267,23 @@
       </w:tblCellMar>
     </w:tblPr>
   </w:style>
+  <w:style w:type="paragraph" w:styleId="Heading1">
+    <w:name w:val="heading 1"/>
+    <w:basedOn w:val="Normal"/>
+    <w:pPr>
+      <w:outlineLvl w:val="0"/>
+      <w:keepNext w:val="0"/>
+      <w:keepLines w:val="0"/>
+    </w:pPr>
+  </w:style>
+  <w:style w:type="paragraph" w:styleId="Heading2">
+    <w:name w:val="heading 2"/>
+    <w:basedOn w:val="Normal"/>
+    <w:pPr>
+      <w:outlineLvl w:val="1"/>
+      <w:keepNext w:val="0"/>
+      <w:keepLines w:val="0"/>
+    </w:pPr>
+  </w:style>
 </w:styles>
 </file>